--- a/manuscript/Auditory_Cardiac_Channel_MedicalHypotheses.docx
+++ b/manuscript/Auditory_Cardiac_Channel_MedicalHypotheses.docx
@@ -11,7 +11,7 @@
           <w:b/>
           <w:sz w:val="28"/>
         </w:rPr>
-        <w:t>The auditory–cardiac channel in the last days of life: a neurovisceral hypothesis for limiting opioid escalation</w:t>
+        <w:t>The auditory–cardiac channel in the last days of life: a neurovisceral hypothesis for modulating opioid escalation</w:t>
       </w:r>
     </w:p>
     <w:p>
@@ -71,7 +71,7 @@
           <w:i w:val="0"/>
           <w:sz w:val="22"/>
         </w:rPr>
-        <w:t>In the last days of life, continuous opioid infusion is titrated against observed distress. Because renal and hepatic clearance fall as death approaches, escalation and accumulation interact: metabolite accumulation can produce agitation, agitation is read as pain, and pain prompts further escalation. The endpoint is often a depth of sedation that ends communication between the patient and those present, days before death. We propose that part of this escalation is driven not by nociception but by a self-reinforcing loop between autonomic arousal and perceived pain, and that the loop is accessible through a sensory channel that remains functional when others have failed. Auditory event-related potentials persist in actively dying patients, and the subcortical auditory pathway reaches the central autonomic network without requiring cortical participation. We set out the anatomy, state explicitly which links are demonstrated and which are assumed, and analyse a minimal model of the escalation loop. The model indicates that damping autonomic arousal postpones rather than prevents metabolite accumulation, with a bounded benefit. We give five falsifiable predictions, the conditions under which the proposal would cause harm, and the reasons a negative trial would be informative. No patient data were collected and nothing here is a treatment recommendation.</w:t>
+        <w:t>In the last days of life, opioid infusion is commonly titrated against observed signs of distress, but these signs may reflect nociception, autonomic arousal, delirium, or opioid-related neurotoxicity. Where clearance of active metabolites declines, escalation and accumulation can interact: accumulation may produce agitation, agitation may be read as pain, and perceived pain may prompt further escalation. We propose that part of this escalation is driven not by nociception but by a self-reinforcing loop between autonomic arousal and perceived distress, and that the loop may be accessible through hearing. We separate what is established (auditory information reaches brainstem structures without requiring cortical processing; autonomic regulation involves brainstem, limbic and cortical structures; tone-evoked auditory potentials persist in actively dying patients) from what is hypothesised (that residual auditory processing can be used to lower autonomic arousal in dying patients) and from what is untested (whether this changes opioid requirement). A minimal, fully specified model of the loop, with illustrative parameters and a sensitivity analysis, indicates that damping arousal postpones rather than prevents metabolite accumulation, with a benefit bounded at about a day in the base case. We give five falsifiable predictions, a feasibility protocol for heart rate variability measurement in dying patients, and the conditions under which the proposal would cause harm. No patient data were collected, and nothing here is a treatment recommendation or a reason to withhold or delay analgesia.</w:t>
       </w:r>
     </w:p>
     <w:p>
@@ -83,7 +83,7 @@
           <w:i w:val="0"/>
           <w:sz w:val="21"/>
         </w:rPr>
-        <w:t>Keywords: palliative care; end-of-life care; opioid escalation; auditory event-related potentials; neurovisceral integration; heart rate variability; clinical hypnosis; terminal agitation</w:t>
+        <w:t>Keywords: palliative care; opioid escalation; terminal agitation; auditory event-related potentials; neurovisceral integration; heart rate variability</w:t>
       </w:r>
     </w:p>
     <w:p>
@@ -107,7 +107,7 @@
           <w:i w:val="0"/>
           <w:sz w:val="22"/>
         </w:rPr>
-        <w:t>Care of the dying is, pharmacologically, a titration problem. Continuous subcutaneous or intravenous opioid is adjusted against observed signs of distress: grimacing, restlessness, tachypnoea, tachycardia. National guidance is explicit that dose should follow assessed need [1], and opioids are the best-evidenced treatment for refractory breathlessness at the end of life [2]. None of this is in question here.</w:t>
+        <w:t>Care of the dying is, pharmacologically, a titration problem. Continuous subcutaneous or intravenous opioid is adjusted against observed signs of distress: grimacing, restlessness, tachypnoea, tachycardia. The NICE guideline on care of dying adults recommends that medicines for symptoms including pain be prescribed and adjusted according to individual assessed need [1] (summarised in [2]), and opioids are the best-evidenced treatment for refractory breathlessness in advanced disease [3]. None of this is in question here.</w:t>
       </w:r>
     </w:p>
     <w:p>
@@ -120,7 +120,7 @@
           <w:i w:val="0"/>
           <w:sz w:val="22"/>
         </w:rPr>
-        <w:t>The difficulty is that the signs being titrated against are not specific to nociception, and the patient can no longer disambiguate them. As organ function declines, opioid metabolites accumulate. Opioid-induced neurotoxicity — myoclonus, hyperalgesia, delirium, terminal agitation — is a recognised complication in palliative medicine [3], and its presentation overlaps almost completely with the presentation of under-treated pain. A clinician watching a restless, grimacing patient cannot tell from the bedside whether the dose is too low or too high, and the default, humane response is to increase it.</w:t>
+        <w:t>Throughout this paper, pain, distress and agitation are treated as partially overlapping but non-equivalent clinical constructs. The hypothesis concerns the contribution of autonomic arousal to observed distress and to opioid titration; it does not claim that terminal agitation is itself pain.</w:t>
       </w:r>
     </w:p>
     <w:p>
@@ -133,7 +133,7 @@
           <w:i w:val="0"/>
           <w:sz w:val="22"/>
         </w:rPr>
-        <w:t>We note at once that the mechanism usually invoked for this neurotoxicity is contested. Morphine-3-glucuronide was proposed as the neuroexcitatory agent [4], but the same group subsequently reported that M3G is not neurotoxic to primary hippocampal or cerebellar granule neurones [5]. The clinical syndrome is well described; its molecular basis is not settled, and we therefore treat metabolite accumulation as a phenomenological driver rather than asserting a specific mediator.</w:t>
+        <w:t>The difficulty is that the signs being titrated against are not specific to nociception, and the patient can no longer disambiguate them. Where renal function declines, as it may in the last days of life, active opioid metabolites can accumulate. Opioid-induced neurotoxicity — myoclonus, hyperalgesia, delirium, agitation — is a recognised complication in palliative medicine [4], and some of its features, such as restlessness and apparent distress, can resemble under-treated pain. A clinician watching a restless, grimacing patient may not be able to tell from bedside signs alone whether the dose is too low or too high, and a common, humane response is to increase it.</w:t>
       </w:r>
     </w:p>
     <w:p>
@@ -146,7 +146,20 @@
           <w:i w:val="0"/>
           <w:sz w:val="22"/>
         </w:rPr>
-        <w:t>The cost of the resulting escalation is not primarily physiological. It is that the patient becomes unreachable. Families describe losing the person some days before the death, and clinicians are left balancing comfort against presence with no instrument that measures the trade-off.</w:t>
+        <w:t>We note at once that the mechanism usually invoked for this neurotoxicity is contested. Morphine-3-glucuronide was proposed as the neuroexcitatory agent [5], but the same group subsequently reported that M3G is not neurotoxic to primary hippocampal or cerebellar granule neurones [6]. The clinical syndrome is well described; its molecular basis is not settled, and we therefore treat metabolite accumulation as a phenomenological driver rather than asserting a specific mediator.</w:t>
+      </w:r>
+    </w:p>
+    <w:p>
+      <w:pPr>
+        <w:spacing w:line="480" w:lineRule="auto"/>
+        <w:ind w:firstLine="432"/>
+      </w:pPr>
+      <w:r>
+        <w:rPr>
+          <w:i w:val="0"/>
+          <w:sz w:val="22"/>
+        </w:rPr>
+        <w:t>When escalation does occur, one potential cost is reduced capacity for communication, since both sedation and delirium limit interaction with those at the bedside. How often this happens, and how early, is not established here and is not assumed; the hypothesis concerns a mechanism that could contribute to it, and preserved responsiveness is the outcome the proposal ultimately seeks to measure (prediction P5).</w:t>
       </w:r>
     </w:p>
     <w:p>
@@ -171,7 +184,7 @@
           <w:b/>
           <w:sz w:val="22"/>
         </w:rPr>
-        <w:t>A component of terminal opioid escalation is driven by a self-reinforcing loop between autonomic arousal and perceived pain, rather than by nociceptive input alone. Because the subcortical auditory pathway remains functional when other sensory channels have failed, structured auditory input can reach the central autonomic network directly and damp that loop, postponing the point at which accumulation forces a choice between comfort and consciousness.</w:t>
+        <w:t>A component of terminal opioid escalation is driven by a self-reinforcing loop between autonomic arousal and perceived distress, rather than by nociceptive input alone. Because auditory processing appears to persist in dying patients when other channels have failed, structured auditory input may be able to lower autonomic arousal and damp that loop, postponing the point at which accumulation forces a choice between comfort and consciousness.</w:t>
       </w:r>
     </w:p>
     <w:p>
@@ -184,7 +197,96 @@
           <w:i w:val="0"/>
           <w:sz w:val="22"/>
         </w:rPr>
-        <w:t>Two claims are separable here and should be judged separately. The first is that an arousal–pain loop contributes materially to dose escalation in the last days. The second is that the auditory channel is a usable point of entry to it. The first could be true and the second false.</w:t>
+        <w:t>Two claims are separable here and should be judged separately. The first is that an arousal–distress loop contributes materially to dose escalation in the last days. The second is that the auditory channel is a usable point of entry to it. The first could be true and the second false. The chain that links them has four levels of evidence, and neuroanatomical connectivity at the first level is not evidence of a therapeutic effect at the fourth:</w:t>
+      </w:r>
+    </w:p>
+    <w:p>
+      <w:pPr>
+        <w:pStyle w:val="ListBullet"/>
+        <w:spacing w:line="360" w:lineRule="auto"/>
+      </w:pPr>
+      <w:r>
+        <w:rPr>
+          <w:b/>
+          <w:sz w:val="22"/>
+        </w:rPr>
+        <w:t xml:space="preserve">Established: </w:t>
+      </w:r>
+      <w:r>
+        <w:rPr>
+          <w:sz w:val="22"/>
+        </w:rPr>
+        <w:t>auditory information reaches brainstem structures without requiring cortical processing [7].</w:t>
+      </w:r>
+    </w:p>
+    <w:p>
+      <w:pPr>
+        <w:pStyle w:val="ListBullet"/>
+        <w:spacing w:line="360" w:lineRule="auto"/>
+      </w:pPr>
+      <w:r>
+        <w:rPr>
+          <w:b/>
+          <w:sz w:val="22"/>
+        </w:rPr>
+        <w:t xml:space="preserve">Established: </w:t>
+      </w:r>
+      <w:r>
+        <w:rPr>
+          <w:sz w:val="22"/>
+        </w:rPr>
+        <w:t>autonomic regulation involves brainstem, limbic and cortical structures [8,9].</w:t>
+      </w:r>
+    </w:p>
+    <w:p>
+      <w:pPr>
+        <w:pStyle w:val="ListBullet"/>
+        <w:spacing w:line="360" w:lineRule="auto"/>
+      </w:pPr>
+      <w:r>
+        <w:rPr>
+          <w:b/>
+          <w:sz w:val="22"/>
+        </w:rPr>
+        <w:t xml:space="preserve">Hypothesis: </w:t>
+      </w:r>
+      <w:r>
+        <w:rPr>
+          <w:sz w:val="22"/>
+        </w:rPr>
+        <w:t>structured auditory stimulation in actively dying patients can exploit residual auditory processing to alter autonomic state.</w:t>
+      </w:r>
+    </w:p>
+    <w:p>
+      <w:pPr>
+        <w:pStyle w:val="ListBullet"/>
+        <w:spacing w:line="360" w:lineRule="auto"/>
+      </w:pPr>
+      <w:r>
+        <w:rPr>
+          <w:b/>
+          <w:sz w:val="22"/>
+        </w:rPr>
+        <w:t xml:space="preserve">Untested: </w:t>
+      </w:r>
+      <w:r>
+        <w:rPr>
+          <w:sz w:val="22"/>
+        </w:rPr>
+        <w:t>whether this produces a clinically meaningful change in opioid escalation.</w:t>
+      </w:r>
+    </w:p>
+    <w:p>
+      <w:pPr>
+        <w:spacing w:line="480" w:lineRule="auto"/>
+        <w:ind w:firstLine="432"/>
+      </w:pPr>
+      <w:r>
+        <w:rPr>
+          <w:i w:val="0"/>
+          <w:sz w:val="22"/>
+        </w:rPr>
+        <w:t>Neither claim implies that analgesia should be withheld, reduced or delayed. Throughout, the opioid is titrated to comfort exactly as it would otherwise be; any change in requirement is an outcome to be observed, never a target to be pursued (Section 8).</w:t>
       </w:r>
     </w:p>
     <w:p>
@@ -208,7 +310,7 @@
           <w:i w:val="0"/>
           <w:sz w:val="22"/>
         </w:rPr>
-        <w:t>Acoustic signals reach the brainstem through the cochlear nuclei, superior olivary complex and inferior colliculus before any thalamocortical routing [6]. These are among the most metabolically economical and phylogenetically conserved structures in the central nervous system, and processing along this path does not require cortical participation.</w:t>
+        <w:t>Acoustic signals reach the brainstem through the cochlear nuclei, superior olivary complex and inferior colliculus before thalamocortical routing, and some acoustic features elicit brainstem-level reflexive and autonomic responses without requiring cortical processing [7]. In animal studies, a direct projection from the auditory thalamus to the amygdala supports conditioned autonomic responses to sound without passing through auditory cortex [10]. Whether any such route remains functional, or usable, in actively dying patients is not known.</w:t>
       </w:r>
     </w:p>
     <w:p>
@@ -240,7 +342,7 @@
         <w:rPr>
           <w:sz w:val="22"/>
         </w:rPr>
-        <w:t>Auditory event-related potentials to tone sequences persist in actively dying hospice patients, in some cases within hours of death, and resemble those of healthy controls [7]. This establishes that the auditory system is still processing structured acoustic input at the end of life. It does not establish that words are being understood.</w:t>
+        <w:t>Auditory event-related potentials to tone sequences persist in actively dying hospice patients, in some cases within hours of death, and resemble those of healthy controls [11]. This establishes that the auditory system is still processing structured acoustic input at the end of life. It does not establish that words are being understood.</w:t>
       </w:r>
     </w:p>
     <w:p>
@@ -259,7 +361,7 @@
         <w:rPr>
           <w:sz w:val="22"/>
         </w:rPr>
-        <w:t>The N400, an index of semantic mismatch, has been recorded in patients with disorders of consciousness, where its presence predicts later recovery [8]. This establishes that automatic semantic processing can survive profound unresponsiveness. It was not measured in dying patients, and its absence in many such patients is precisely what makes it prognostic.</w:t>
+        <w:t>The N400, an index of semantic mismatch, has been recorded in patients with disorders of consciousness, where its presence predicts later recovery [12]. This establishes that automatic semantic processing can survive profound unresponsiveness. It was not measured in dying patients, and its absence in many such patients is precisely what makes it prognostic.</w:t>
       </w:r>
     </w:p>
     <w:p>
@@ -296,7 +398,7 @@
           <w:i w:val="0"/>
           <w:sz w:val="22"/>
         </w:rPr>
-        <w:t>The route from processed sound to cardiac output runs through the central autonomic network. Under the neurovisceral integration account, prefrontal and limbic structures exert inhibitory control over sympathoexcitatory circuits, with vagally mediated heart rate variability as the accessible index of that control [9]. Afferent traffic from baroreceptors returns through the nucleus tractus solitarius to the insular cortex, which supports interoceptive representation of bodily state [10]. The loop is bidirectional: a steady cardiac rhythm is not merely an output of calm but an input to it.</w:t>
+        <w:t>The route from processed sound to cardiac output runs through the central autonomic network, a set of brainstem, hypothalamic, limbic and cortical structures that regulate autonomic outflow [8]. Under the neurovisceral integration account, prefrontal and limbic structures exert inhibitory control over sympathoexcitatory circuits, with vagally mediated heart rate variability as the accessible index of that control [9]. Afferent traffic from baroreceptors returns through the nucleus tractus solitarius to the insular cortex, which supports interoceptive representation of bodily state [13]. In healthy people the loop is bidirectional: cardiac state is an input to affective state as well as an output of it. None of these links has been examined in actively dying patients.</w:t>
       </w:r>
     </w:p>
     <w:p>
@@ -309,7 +411,7 @@
           <w:i w:val="0"/>
           <w:sz w:val="22"/>
         </w:rPr>
-        <w:t>Where this becomes relevant to analgesia is the separability of pain's sensory and affective dimensions. Hypnotic suggestion directed at unpleasantness rather than intensity alters activity in the anterior cingulate cortex without corresponding change in primary somatosensory cortex [11] — the affective component can be moved while the sensory component is left intact. Meta-analysis supports a moderate to large analgesic effect of hypnotic procedures [12], and the clinical literature on hypnotic approaches to chronic pain is consistent with a mechanism acting on pain-related distress rather than on transduction [13].</w:t>
+        <w:t>Hypnosis offers a supporting analogy rather than direct evidence. In healthy volunteers, suggestion directed at unpleasantness rather than intensity altered anterior cingulate activity without corresponding change in primary somatosensory cortex [14], showing that the affective component of pain can be moved while the sensory component is left intact, and meta-analysis supports an analgesic effect of hypnotic procedures [15]. These findings come from conscious, responsive people and are not evidence that the same effect occurs in dying patients. The argument does not depend on them; the chain it does depend on is auditory processing → autonomic state → distress → opioid titration → metabolite accumulation.</w:t>
       </w:r>
     </w:p>
     <w:p>
@@ -359,7 +461,7 @@
         <w:rPr>
           <w:sz w:val="19"/>
         </w:rPr>
-        <w:t>Figure 1. The proposed auditory–cardiac pathway. Grey boxes are established anatomy; green marks the two steps for which there is direct evidence in unresponsive or dying patients; blue marks the proposed points of intervention and measurement. The red limb closes the loop: the interoceptive reading of cardiac state feeds back into threat appraisal.</w:t>
+        <w:t>Figure 1. The proposed auditory–cardiac pathway. Grey boxes are established anatomy. Green marks the only step measured in dying patients: tone-evoked auditory event-related potentials [11]; semantic processing has not been measured in this population. Orange dashed boxes and arrows are proposed links that are untested in dying patients; the subcortical route to the amygdala is described in animal studies [10]. Blue marks the proposed intervention and the proposed readout. The red dashed limb is the proposed feedback from interoceptive state to threat appraisal. Anatomical connection is not evidence of a therapeutic effect.</w:t>
       </w:r>
     </w:p>
     <w:p>
@@ -383,19 +485,68 @@
           <w:i w:val="0"/>
           <w:sz w:val="22"/>
         </w:rPr>
-        <w:t>To ask whether the proposed loop can produce the clinical pattern, and what damping it would be worth, we analyse a deliberately minimal system. Perceived pain P is nociceptive drive N amplified by autonomic arousal A with gain g; arousal is driven by perceived pain and damped by a term V standing for the intervention; dose follows perceived pain; metabolite M accumulates as clearance declines exponentially; and once M crosses a threshold an agitation term is added to N, which is what closes the loop.</w:t>
+        <w:t>To ask whether the proposed loop can produce the clinical pattern, and what damping it would be worth, we analyse a deliberately minimal system. Perceived pain P is nociceptive drive N amplified by autonomic arousal A with gain g; arousal is driven by perceived pain and damped by a term V standing for the intervention; dose D is titrated toward perceived pain up to a ceiling; metabolite M accumulates as clearance declines exponentially; and once M first exceeds an illustrative model threshold M* an agitation term k_agit is added to N, which is what closes the loop. M* is a model construct, not an estimate of any neurotoxic concentration.</w:t>
       </w:r>
     </w:p>
     <w:p>
       <w:pPr>
-        <w:spacing w:line="360" w:lineRule="auto"/>
+        <w:spacing w:line="288" w:lineRule="auto"/>
       </w:pPr>
       <w:r>
         <w:rPr>
           <w:i/>
           <w:sz w:val="22"/>
         </w:rPr>
-        <w:t>P = N(1 + gA);  dA/dt = (a₀ + k_P P − V − A)/τ_A;  dM/dt = k_M D − CL(t)M;  CL(t) = CL₀ exp(−t/τ_CL)</w:t>
+        <w:t>P = N(1 + gA),   N = N₀ + k_agit·H(M − M*)</w:t>
+      </w:r>
+    </w:p>
+    <w:p>
+      <w:pPr>
+        <w:spacing w:line="288" w:lineRule="auto"/>
+      </w:pPr>
+      <w:r>
+        <w:rPr>
+          <w:i/>
+          <w:sz w:val="22"/>
+        </w:rPr>
+        <w:t>dA/dt = (a₀ + k_P·P − V − A)/τ_A,   A ≥ 0</w:t>
+      </w:r>
+    </w:p>
+    <w:p>
+      <w:pPr>
+        <w:spacing w:line="288" w:lineRule="auto"/>
+      </w:pPr>
+      <w:r>
+        <w:rPr>
+          <w:i/>
+          <w:sz w:val="22"/>
+        </w:rPr>
+        <w:t>dD/dt = (min(P, D_max) − D)/τ_D</w:t>
+      </w:r>
+    </w:p>
+    <w:p>
+      <w:pPr>
+        <w:spacing w:line="288" w:lineRule="auto"/>
+      </w:pPr>
+      <w:r>
+        <w:rPr>
+          <w:i/>
+          <w:sz w:val="22"/>
+        </w:rPr>
+        <w:t>dM/dt = k_M·D − CL(t)·M,   CL(t) = CL₀·exp(−t/τ_CL)</w:t>
+      </w:r>
+    </w:p>
+    <w:p>
+      <w:pPr>
+        <w:spacing w:line="480" w:lineRule="auto"/>
+        <w:ind w:firstLine="432"/>
+      </w:pPr>
+      <w:r>
+        <w:rPr>
+          <w:i w:val="0"/>
+          <w:sz w:val="22"/>
+        </w:rPr>
+        <w:t>H is the unit step function. Initial conditions are A(0) = a₀, D(0) = 0 and M(0) = 0. The system is integrated by forward Euler with a step of 0.002 day over 10 days, and the crossing time is the first time at which M exceeds M*. Parameter values and units are listed in Table 1; with them, the equations above reproduce every number reported in this section.</w:t>
       </w:r>
     </w:p>
     <w:p>
@@ -411,6 +562,1014 @@
         <w:t>Every parameter is illustrative. None is fitted to patient data, this is not a pharmacokinetic simulation of morphine, and no quantity below should be read as a predicted dose or survival time. The model is used only to ask what class of behaviour the loop can produce and what would have to be measured to refute it. Results are therefore reported as relative timings.</w:t>
       </w:r>
     </w:p>
+    <w:tbl>
+      <w:tblPr>
+        <w:tblStyle w:val="TableGrid"/>
+        <w:tblW w:type="auto" w:w="0"/>
+        <w:tblLook w:firstColumn="1" w:firstRow="1" w:lastColumn="0" w:lastRow="0" w:noHBand="0" w:noVBand="1" w:val="04A0"/>
+      </w:tblPr>
+      <w:tblGrid>
+        <w:gridCol w:w="2340"/>
+        <w:gridCol w:w="2340"/>
+        <w:gridCol w:w="2340"/>
+        <w:gridCol w:w="2340"/>
+      </w:tblGrid>
+      <w:tr>
+        <w:tc>
+          <w:tcPr>
+            <w:tcW w:type="dxa" w:w="2340"/>
+          </w:tcPr>
+          <w:p>
+            <w:pPr>
+              <w:spacing w:line="240" w:lineRule="auto"/>
+            </w:pPr>
+            <w:r/>
+            <w:r>
+              <w:rPr>
+                <w:b/>
+                <w:sz w:val="18"/>
+              </w:rPr>
+              <w:t>Symbol</w:t>
+            </w:r>
+          </w:p>
+        </w:tc>
+        <w:tc>
+          <w:tcPr>
+            <w:tcW w:type="dxa" w:w="2340"/>
+          </w:tcPr>
+          <w:p>
+            <w:pPr>
+              <w:spacing w:line="240" w:lineRule="auto"/>
+            </w:pPr>
+            <w:r/>
+            <w:r>
+              <w:rPr>
+                <w:b/>
+                <w:sz w:val="18"/>
+              </w:rPr>
+              <w:t>Value</w:t>
+            </w:r>
+          </w:p>
+        </w:tc>
+        <w:tc>
+          <w:tcPr>
+            <w:tcW w:type="dxa" w:w="2340"/>
+          </w:tcPr>
+          <w:p>
+            <w:pPr>
+              <w:spacing w:line="240" w:lineRule="auto"/>
+            </w:pPr>
+            <w:r/>
+            <w:r>
+              <w:rPr>
+                <w:b/>
+                <w:sz w:val="18"/>
+              </w:rPr>
+              <w:t>Meaning</w:t>
+            </w:r>
+          </w:p>
+        </w:tc>
+        <w:tc>
+          <w:tcPr>
+            <w:tcW w:type="dxa" w:w="2340"/>
+          </w:tcPr>
+          <w:p>
+            <w:pPr>
+              <w:spacing w:line="240" w:lineRule="auto"/>
+            </w:pPr>
+            <w:r/>
+            <w:r>
+              <w:rPr>
+                <w:b/>
+                <w:sz w:val="18"/>
+              </w:rPr>
+              <w:t>Units</w:t>
+            </w:r>
+          </w:p>
+        </w:tc>
+      </w:tr>
+      <w:tr>
+        <w:tc>
+          <w:tcPr>
+            <w:tcW w:type="dxa" w:w="2340"/>
+          </w:tcPr>
+          <w:p>
+            <w:pPr>
+              <w:spacing w:line="240" w:lineRule="auto" w:after="20"/>
+            </w:pPr>
+            <w:r/>
+            <w:r>
+              <w:rPr>
+                <w:sz w:val="18"/>
+              </w:rPr>
+              <w:t>N₀</w:t>
+            </w:r>
+          </w:p>
+        </w:tc>
+        <w:tc>
+          <w:tcPr>
+            <w:tcW w:type="dxa" w:w="2340"/>
+          </w:tcPr>
+          <w:p>
+            <w:pPr>
+              <w:spacing w:line="240" w:lineRule="auto" w:after="20"/>
+            </w:pPr>
+            <w:r/>
+            <w:r>
+              <w:rPr>
+                <w:sz w:val="18"/>
+              </w:rPr>
+              <w:t>1</w:t>
+            </w:r>
+          </w:p>
+        </w:tc>
+        <w:tc>
+          <w:tcPr>
+            <w:tcW w:type="dxa" w:w="2340"/>
+          </w:tcPr>
+          <w:p>
+            <w:pPr>
+              <w:spacing w:line="240" w:lineRule="auto" w:after="20"/>
+            </w:pPr>
+            <w:r/>
+            <w:r>
+              <w:rPr>
+                <w:sz w:val="18"/>
+              </w:rPr>
+              <w:t>baseline nociceptive drive</w:t>
+            </w:r>
+          </w:p>
+        </w:tc>
+        <w:tc>
+          <w:tcPr>
+            <w:tcW w:type="dxa" w:w="2340"/>
+          </w:tcPr>
+          <w:p>
+            <w:pPr>
+              <w:spacing w:line="240" w:lineRule="auto" w:after="20"/>
+            </w:pPr>
+            <w:r/>
+            <w:r>
+              <w:rPr>
+                <w:sz w:val="18"/>
+              </w:rPr>
+              <w:t>a.u.</w:t>
+            </w:r>
+          </w:p>
+        </w:tc>
+      </w:tr>
+      <w:tr>
+        <w:tc>
+          <w:tcPr>
+            <w:tcW w:type="dxa" w:w="2340"/>
+          </w:tcPr>
+          <w:p>
+            <w:pPr>
+              <w:spacing w:line="240" w:lineRule="auto" w:after="20"/>
+            </w:pPr>
+            <w:r/>
+            <w:r>
+              <w:rPr>
+                <w:sz w:val="18"/>
+              </w:rPr>
+              <w:t>g</w:t>
+            </w:r>
+          </w:p>
+        </w:tc>
+        <w:tc>
+          <w:tcPr>
+            <w:tcW w:type="dxa" w:w="2340"/>
+          </w:tcPr>
+          <w:p>
+            <w:pPr>
+              <w:spacing w:line="240" w:lineRule="auto" w:after="20"/>
+            </w:pPr>
+            <w:r/>
+            <w:r>
+              <w:rPr>
+                <w:sz w:val="18"/>
+              </w:rPr>
+              <w:t>0.8</w:t>
+            </w:r>
+          </w:p>
+        </w:tc>
+        <w:tc>
+          <w:tcPr>
+            <w:tcW w:type="dxa" w:w="2340"/>
+          </w:tcPr>
+          <w:p>
+            <w:pPr>
+              <w:spacing w:line="240" w:lineRule="auto" w:after="20"/>
+            </w:pPr>
+            <w:r/>
+            <w:r>
+              <w:rPr>
+                <w:sz w:val="18"/>
+              </w:rPr>
+              <w:t>affective gain: amplification of perceived pain by arousal</w:t>
+            </w:r>
+          </w:p>
+        </w:tc>
+        <w:tc>
+          <w:tcPr>
+            <w:tcW w:type="dxa" w:w="2340"/>
+          </w:tcPr>
+          <w:p>
+            <w:pPr>
+              <w:spacing w:line="240" w:lineRule="auto" w:after="20"/>
+            </w:pPr>
+            <w:r/>
+            <w:r>
+              <w:rPr>
+                <w:sz w:val="18"/>
+              </w:rPr>
+              <w:t>per unit arousal</w:t>
+            </w:r>
+          </w:p>
+        </w:tc>
+      </w:tr>
+      <w:tr>
+        <w:tc>
+          <w:tcPr>
+            <w:tcW w:type="dxa" w:w="2340"/>
+          </w:tcPr>
+          <w:p>
+            <w:pPr>
+              <w:spacing w:line="240" w:lineRule="auto" w:after="20"/>
+            </w:pPr>
+            <w:r/>
+            <w:r>
+              <w:rPr>
+                <w:sz w:val="18"/>
+              </w:rPr>
+              <w:t>a₀</w:t>
+            </w:r>
+          </w:p>
+        </w:tc>
+        <w:tc>
+          <w:tcPr>
+            <w:tcW w:type="dxa" w:w="2340"/>
+          </w:tcPr>
+          <w:p>
+            <w:pPr>
+              <w:spacing w:line="240" w:lineRule="auto" w:after="20"/>
+            </w:pPr>
+            <w:r/>
+            <w:r>
+              <w:rPr>
+                <w:sz w:val="18"/>
+              </w:rPr>
+              <w:t>0.3</w:t>
+            </w:r>
+          </w:p>
+        </w:tc>
+        <w:tc>
+          <w:tcPr>
+            <w:tcW w:type="dxa" w:w="2340"/>
+          </w:tcPr>
+          <w:p>
+            <w:pPr>
+              <w:spacing w:line="240" w:lineRule="auto" w:after="20"/>
+            </w:pPr>
+            <w:r/>
+            <w:r>
+              <w:rPr>
+                <w:sz w:val="18"/>
+              </w:rPr>
+              <w:t>baseline autonomic arousal</w:t>
+            </w:r>
+          </w:p>
+        </w:tc>
+        <w:tc>
+          <w:tcPr>
+            <w:tcW w:type="dxa" w:w="2340"/>
+          </w:tcPr>
+          <w:p>
+            <w:pPr>
+              <w:spacing w:line="240" w:lineRule="auto" w:after="20"/>
+            </w:pPr>
+            <w:r/>
+            <w:r>
+              <w:rPr>
+                <w:sz w:val="18"/>
+              </w:rPr>
+              <w:t>a.u.</w:t>
+            </w:r>
+          </w:p>
+        </w:tc>
+      </w:tr>
+      <w:tr>
+        <w:tc>
+          <w:tcPr>
+            <w:tcW w:type="dxa" w:w="2340"/>
+          </w:tcPr>
+          <w:p>
+            <w:pPr>
+              <w:spacing w:line="240" w:lineRule="auto" w:after="20"/>
+            </w:pPr>
+            <w:r/>
+            <w:r>
+              <w:rPr>
+                <w:sz w:val="18"/>
+              </w:rPr>
+              <w:t>k_P</w:t>
+            </w:r>
+          </w:p>
+        </w:tc>
+        <w:tc>
+          <w:tcPr>
+            <w:tcW w:type="dxa" w:w="2340"/>
+          </w:tcPr>
+          <w:p>
+            <w:pPr>
+              <w:spacing w:line="240" w:lineRule="auto" w:after="20"/>
+            </w:pPr>
+            <w:r/>
+            <w:r>
+              <w:rPr>
+                <w:sz w:val="18"/>
+              </w:rPr>
+              <w:t>0.55</w:t>
+            </w:r>
+          </w:p>
+        </w:tc>
+        <w:tc>
+          <w:tcPr>
+            <w:tcW w:type="dxa" w:w="2340"/>
+          </w:tcPr>
+          <w:p>
+            <w:pPr>
+              <w:spacing w:line="240" w:lineRule="auto" w:after="20"/>
+            </w:pPr>
+            <w:r/>
+            <w:r>
+              <w:rPr>
+                <w:sz w:val="18"/>
+              </w:rPr>
+              <w:t>drive of arousal by perceived pain</w:t>
+            </w:r>
+          </w:p>
+        </w:tc>
+        <w:tc>
+          <w:tcPr>
+            <w:tcW w:type="dxa" w:w="2340"/>
+          </w:tcPr>
+          <w:p>
+            <w:pPr>
+              <w:spacing w:line="240" w:lineRule="auto" w:after="20"/>
+            </w:pPr>
+            <w:r/>
+            <w:r>
+              <w:rPr>
+                <w:sz w:val="18"/>
+              </w:rPr>
+              <w:t>arousal per unit pain</w:t>
+            </w:r>
+          </w:p>
+        </w:tc>
+      </w:tr>
+      <w:tr>
+        <w:tc>
+          <w:tcPr>
+            <w:tcW w:type="dxa" w:w="2340"/>
+          </w:tcPr>
+          <w:p>
+            <w:pPr>
+              <w:spacing w:line="240" w:lineRule="auto" w:after="20"/>
+            </w:pPr>
+            <w:r/>
+            <w:r>
+              <w:rPr>
+                <w:sz w:val="18"/>
+              </w:rPr>
+              <w:t>τ_A</w:t>
+            </w:r>
+          </w:p>
+        </w:tc>
+        <w:tc>
+          <w:tcPr>
+            <w:tcW w:type="dxa" w:w="2340"/>
+          </w:tcPr>
+          <w:p>
+            <w:pPr>
+              <w:spacing w:line="240" w:lineRule="auto" w:after="20"/>
+            </w:pPr>
+            <w:r/>
+            <w:r>
+              <w:rPr>
+                <w:sz w:val="18"/>
+              </w:rPr>
+              <w:t>0.25</w:t>
+            </w:r>
+          </w:p>
+        </w:tc>
+        <w:tc>
+          <w:tcPr>
+            <w:tcW w:type="dxa" w:w="2340"/>
+          </w:tcPr>
+          <w:p>
+            <w:pPr>
+              <w:spacing w:line="240" w:lineRule="auto" w:after="20"/>
+            </w:pPr>
+            <w:r/>
+            <w:r>
+              <w:rPr>
+                <w:sz w:val="18"/>
+              </w:rPr>
+              <w:t>arousal time constant</w:t>
+            </w:r>
+          </w:p>
+        </w:tc>
+        <w:tc>
+          <w:tcPr>
+            <w:tcW w:type="dxa" w:w="2340"/>
+          </w:tcPr>
+          <w:p>
+            <w:pPr>
+              <w:spacing w:line="240" w:lineRule="auto" w:after="20"/>
+            </w:pPr>
+            <w:r/>
+            <w:r>
+              <w:rPr>
+                <w:sz w:val="18"/>
+              </w:rPr>
+              <w:t>day</w:t>
+            </w:r>
+          </w:p>
+        </w:tc>
+      </w:tr>
+      <w:tr>
+        <w:tc>
+          <w:tcPr>
+            <w:tcW w:type="dxa" w:w="2340"/>
+          </w:tcPr>
+          <w:p>
+            <w:pPr>
+              <w:spacing w:line="240" w:lineRule="auto" w:after="20"/>
+            </w:pPr>
+            <w:r/>
+            <w:r>
+              <w:rPr>
+                <w:sz w:val="18"/>
+              </w:rPr>
+              <w:t>τ_D</w:t>
+            </w:r>
+          </w:p>
+        </w:tc>
+        <w:tc>
+          <w:tcPr>
+            <w:tcW w:type="dxa" w:w="2340"/>
+          </w:tcPr>
+          <w:p>
+            <w:pPr>
+              <w:spacing w:line="240" w:lineRule="auto" w:after="20"/>
+            </w:pPr>
+            <w:r/>
+            <w:r>
+              <w:rPr>
+                <w:sz w:val="18"/>
+              </w:rPr>
+              <w:t>0.15</w:t>
+            </w:r>
+          </w:p>
+        </w:tc>
+        <w:tc>
+          <w:tcPr>
+            <w:tcW w:type="dxa" w:w="2340"/>
+          </w:tcPr>
+          <w:p>
+            <w:pPr>
+              <w:spacing w:line="240" w:lineRule="auto" w:after="20"/>
+            </w:pPr>
+            <w:r/>
+            <w:r>
+              <w:rPr>
+                <w:sz w:val="18"/>
+              </w:rPr>
+              <w:t>dose-adjustment time constant</w:t>
+            </w:r>
+          </w:p>
+        </w:tc>
+        <w:tc>
+          <w:tcPr>
+            <w:tcW w:type="dxa" w:w="2340"/>
+          </w:tcPr>
+          <w:p>
+            <w:pPr>
+              <w:spacing w:line="240" w:lineRule="auto" w:after="20"/>
+            </w:pPr>
+            <w:r/>
+            <w:r>
+              <w:rPr>
+                <w:sz w:val="18"/>
+              </w:rPr>
+              <w:t>day</w:t>
+            </w:r>
+          </w:p>
+        </w:tc>
+      </w:tr>
+      <w:tr>
+        <w:tc>
+          <w:tcPr>
+            <w:tcW w:type="dxa" w:w="2340"/>
+          </w:tcPr>
+          <w:p>
+            <w:pPr>
+              <w:spacing w:line="240" w:lineRule="auto" w:after="20"/>
+            </w:pPr>
+            <w:r/>
+            <w:r>
+              <w:rPr>
+                <w:sz w:val="18"/>
+              </w:rPr>
+              <w:t>k_M</w:t>
+            </w:r>
+          </w:p>
+        </w:tc>
+        <w:tc>
+          <w:tcPr>
+            <w:tcW w:type="dxa" w:w="2340"/>
+          </w:tcPr>
+          <w:p>
+            <w:pPr>
+              <w:spacing w:line="240" w:lineRule="auto" w:after="20"/>
+            </w:pPr>
+            <w:r/>
+            <w:r>
+              <w:rPr>
+                <w:sz w:val="18"/>
+              </w:rPr>
+              <w:t>1</w:t>
+            </w:r>
+          </w:p>
+        </w:tc>
+        <w:tc>
+          <w:tcPr>
+            <w:tcW w:type="dxa" w:w="2340"/>
+          </w:tcPr>
+          <w:p>
+            <w:pPr>
+              <w:spacing w:line="240" w:lineRule="auto" w:after="20"/>
+            </w:pPr>
+            <w:r/>
+            <w:r>
+              <w:rPr>
+                <w:sz w:val="18"/>
+              </w:rPr>
+              <w:t>metabolite formation per unit dose</w:t>
+            </w:r>
+          </w:p>
+        </w:tc>
+        <w:tc>
+          <w:tcPr>
+            <w:tcW w:type="dxa" w:w="2340"/>
+          </w:tcPr>
+          <w:p>
+            <w:pPr>
+              <w:spacing w:line="240" w:lineRule="auto" w:after="20"/>
+            </w:pPr>
+            <w:r/>
+            <w:r>
+              <w:rPr>
+                <w:sz w:val="18"/>
+              </w:rPr>
+              <w:t>M units per dose unit</w:t>
+            </w:r>
+          </w:p>
+        </w:tc>
+      </w:tr>
+      <w:tr>
+        <w:tc>
+          <w:tcPr>
+            <w:tcW w:type="dxa" w:w="2340"/>
+          </w:tcPr>
+          <w:p>
+            <w:pPr>
+              <w:spacing w:line="240" w:lineRule="auto" w:after="20"/>
+            </w:pPr>
+            <w:r/>
+            <w:r>
+              <w:rPr>
+                <w:sz w:val="18"/>
+              </w:rPr>
+              <w:t>CL₀</w:t>
+            </w:r>
+          </w:p>
+        </w:tc>
+        <w:tc>
+          <w:tcPr>
+            <w:tcW w:type="dxa" w:w="2340"/>
+          </w:tcPr>
+          <w:p>
+            <w:pPr>
+              <w:spacing w:line="240" w:lineRule="auto" w:after="20"/>
+            </w:pPr>
+            <w:r/>
+            <w:r>
+              <w:rPr>
+                <w:sz w:val="18"/>
+              </w:rPr>
+              <w:t>1.6</w:t>
+            </w:r>
+          </w:p>
+        </w:tc>
+        <w:tc>
+          <w:tcPr>
+            <w:tcW w:type="dxa" w:w="2340"/>
+          </w:tcPr>
+          <w:p>
+            <w:pPr>
+              <w:spacing w:line="240" w:lineRule="auto" w:after="20"/>
+            </w:pPr>
+            <w:r/>
+            <w:r>
+              <w:rPr>
+                <w:sz w:val="18"/>
+              </w:rPr>
+              <w:t>initial metabolite clearance</w:t>
+            </w:r>
+          </w:p>
+        </w:tc>
+        <w:tc>
+          <w:tcPr>
+            <w:tcW w:type="dxa" w:w="2340"/>
+          </w:tcPr>
+          <w:p>
+            <w:pPr>
+              <w:spacing w:line="240" w:lineRule="auto" w:after="20"/>
+            </w:pPr>
+            <w:r/>
+            <w:r>
+              <w:rPr>
+                <w:sz w:val="18"/>
+              </w:rPr>
+              <w:t>per day</w:t>
+            </w:r>
+          </w:p>
+        </w:tc>
+      </w:tr>
+      <w:tr>
+        <w:tc>
+          <w:tcPr>
+            <w:tcW w:type="dxa" w:w="2340"/>
+          </w:tcPr>
+          <w:p>
+            <w:pPr>
+              <w:spacing w:line="240" w:lineRule="auto" w:after="20"/>
+            </w:pPr>
+            <w:r/>
+            <w:r>
+              <w:rPr>
+                <w:sz w:val="18"/>
+              </w:rPr>
+              <w:t>τ_CL</w:t>
+            </w:r>
+          </w:p>
+        </w:tc>
+        <w:tc>
+          <w:tcPr>
+            <w:tcW w:type="dxa" w:w="2340"/>
+          </w:tcPr>
+          <w:p>
+            <w:pPr>
+              <w:spacing w:line="240" w:lineRule="auto" w:after="20"/>
+            </w:pPr>
+            <w:r/>
+            <w:r>
+              <w:rPr>
+                <w:sz w:val="18"/>
+              </w:rPr>
+              <w:t>3</w:t>
+            </w:r>
+          </w:p>
+        </w:tc>
+        <w:tc>
+          <w:tcPr>
+            <w:tcW w:type="dxa" w:w="2340"/>
+          </w:tcPr>
+          <w:p>
+            <w:pPr>
+              <w:spacing w:line="240" w:lineRule="auto" w:after="20"/>
+            </w:pPr>
+            <w:r/>
+            <w:r>
+              <w:rPr>
+                <w:sz w:val="18"/>
+              </w:rPr>
+              <w:t>clearance decay time constant</w:t>
+            </w:r>
+          </w:p>
+        </w:tc>
+        <w:tc>
+          <w:tcPr>
+            <w:tcW w:type="dxa" w:w="2340"/>
+          </w:tcPr>
+          <w:p>
+            <w:pPr>
+              <w:spacing w:line="240" w:lineRule="auto" w:after="20"/>
+            </w:pPr>
+            <w:r/>
+            <w:r>
+              <w:rPr>
+                <w:sz w:val="18"/>
+              </w:rPr>
+              <w:t>day</w:t>
+            </w:r>
+          </w:p>
+        </w:tc>
+      </w:tr>
+      <w:tr>
+        <w:tc>
+          <w:tcPr>
+            <w:tcW w:type="dxa" w:w="2340"/>
+          </w:tcPr>
+          <w:p>
+            <w:pPr>
+              <w:spacing w:line="240" w:lineRule="auto" w:after="20"/>
+            </w:pPr>
+            <w:r/>
+            <w:r>
+              <w:rPr>
+                <w:sz w:val="18"/>
+              </w:rPr>
+              <w:t>M*</w:t>
+            </w:r>
+          </w:p>
+        </w:tc>
+        <w:tc>
+          <w:tcPr>
+            <w:tcW w:type="dxa" w:w="2340"/>
+          </w:tcPr>
+          <w:p>
+            <w:pPr>
+              <w:spacing w:line="240" w:lineRule="auto" w:after="20"/>
+            </w:pPr>
+            <w:r/>
+            <w:r>
+              <w:rPr>
+                <w:sz w:val="18"/>
+              </w:rPr>
+              <w:t>1</w:t>
+            </w:r>
+          </w:p>
+        </w:tc>
+        <w:tc>
+          <w:tcPr>
+            <w:tcW w:type="dxa" w:w="2340"/>
+          </w:tcPr>
+          <w:p>
+            <w:pPr>
+              <w:spacing w:line="240" w:lineRule="auto" w:after="20"/>
+            </w:pPr>
+            <w:r/>
+            <w:r>
+              <w:rPr>
+                <w:sz w:val="18"/>
+              </w:rPr>
+              <w:t>illustrative model threshold</w:t>
+            </w:r>
+          </w:p>
+        </w:tc>
+        <w:tc>
+          <w:tcPr>
+            <w:tcW w:type="dxa" w:w="2340"/>
+          </w:tcPr>
+          <w:p>
+            <w:pPr>
+              <w:spacing w:line="240" w:lineRule="auto" w:after="20"/>
+            </w:pPr>
+            <w:r/>
+            <w:r>
+              <w:rPr>
+                <w:sz w:val="18"/>
+              </w:rPr>
+              <w:t>M units</w:t>
+            </w:r>
+          </w:p>
+        </w:tc>
+      </w:tr>
+      <w:tr>
+        <w:tc>
+          <w:tcPr>
+            <w:tcW w:type="dxa" w:w="2340"/>
+          </w:tcPr>
+          <w:p>
+            <w:pPr>
+              <w:spacing w:line="240" w:lineRule="auto" w:after="20"/>
+            </w:pPr>
+            <w:r/>
+            <w:r>
+              <w:rPr>
+                <w:sz w:val="18"/>
+              </w:rPr>
+              <w:t>k_agit</w:t>
+            </w:r>
+          </w:p>
+        </w:tc>
+        <w:tc>
+          <w:tcPr>
+            <w:tcW w:type="dxa" w:w="2340"/>
+          </w:tcPr>
+          <w:p>
+            <w:pPr>
+              <w:spacing w:line="240" w:lineRule="auto" w:after="20"/>
+            </w:pPr>
+            <w:r/>
+            <w:r>
+              <w:rPr>
+                <w:sz w:val="18"/>
+              </w:rPr>
+              <w:t>0.9</w:t>
+            </w:r>
+          </w:p>
+        </w:tc>
+        <w:tc>
+          <w:tcPr>
+            <w:tcW w:type="dxa" w:w="2340"/>
+          </w:tcPr>
+          <w:p>
+            <w:pPr>
+              <w:spacing w:line="240" w:lineRule="auto" w:after="20"/>
+            </w:pPr>
+            <w:r/>
+            <w:r>
+              <w:rPr>
+                <w:sz w:val="18"/>
+              </w:rPr>
+              <w:t>agitation added to N after M first exceeds M*</w:t>
+            </w:r>
+          </w:p>
+        </w:tc>
+        <w:tc>
+          <w:tcPr>
+            <w:tcW w:type="dxa" w:w="2340"/>
+          </w:tcPr>
+          <w:p>
+            <w:pPr>
+              <w:spacing w:line="240" w:lineRule="auto" w:after="20"/>
+            </w:pPr>
+            <w:r/>
+            <w:r>
+              <w:rPr>
+                <w:sz w:val="18"/>
+              </w:rPr>
+              <w:t>a.u.</w:t>
+            </w:r>
+          </w:p>
+        </w:tc>
+      </w:tr>
+      <w:tr>
+        <w:tc>
+          <w:tcPr>
+            <w:tcW w:type="dxa" w:w="2340"/>
+          </w:tcPr>
+          <w:p>
+            <w:pPr>
+              <w:spacing w:line="240" w:lineRule="auto" w:after="20"/>
+            </w:pPr>
+            <w:r/>
+            <w:r>
+              <w:rPr>
+                <w:sz w:val="18"/>
+              </w:rPr>
+              <w:t>D_max</w:t>
+            </w:r>
+          </w:p>
+        </w:tc>
+        <w:tc>
+          <w:tcPr>
+            <w:tcW w:type="dxa" w:w="2340"/>
+          </w:tcPr>
+          <w:p>
+            <w:pPr>
+              <w:spacing w:line="240" w:lineRule="auto" w:after="20"/>
+            </w:pPr>
+            <w:r/>
+            <w:r>
+              <w:rPr>
+                <w:sz w:val="18"/>
+              </w:rPr>
+              <w:t>6</w:t>
+            </w:r>
+          </w:p>
+        </w:tc>
+        <w:tc>
+          <w:tcPr>
+            <w:tcW w:type="dxa" w:w="2340"/>
+          </w:tcPr>
+          <w:p>
+            <w:pPr>
+              <w:spacing w:line="240" w:lineRule="auto" w:after="20"/>
+            </w:pPr>
+            <w:r/>
+            <w:r>
+              <w:rPr>
+                <w:sz w:val="18"/>
+              </w:rPr>
+              <w:t>dose ceiling</w:t>
+            </w:r>
+          </w:p>
+        </w:tc>
+        <w:tc>
+          <w:tcPr>
+            <w:tcW w:type="dxa" w:w="2340"/>
+          </w:tcPr>
+          <w:p>
+            <w:pPr>
+              <w:spacing w:line="240" w:lineRule="auto" w:after="20"/>
+            </w:pPr>
+            <w:r/>
+            <w:r>
+              <w:rPr>
+                <w:sz w:val="18"/>
+              </w:rPr>
+              <w:t>dose units</w:t>
+            </w:r>
+          </w:p>
+        </w:tc>
+      </w:tr>
+      <w:tr>
+        <w:tc>
+          <w:tcPr>
+            <w:tcW w:type="dxa" w:w="2340"/>
+          </w:tcPr>
+          <w:p>
+            <w:pPr>
+              <w:spacing w:line="240" w:lineRule="auto" w:after="20"/>
+            </w:pPr>
+            <w:r/>
+            <w:r>
+              <w:rPr>
+                <w:sz w:val="18"/>
+              </w:rPr>
+              <w:t>V</w:t>
+            </w:r>
+          </w:p>
+        </w:tc>
+        <w:tc>
+          <w:tcPr>
+            <w:tcW w:type="dxa" w:w="2340"/>
+          </w:tcPr>
+          <w:p>
+            <w:pPr>
+              <w:spacing w:line="240" w:lineRule="auto" w:after="20"/>
+            </w:pPr>
+            <w:r/>
+            <w:r>
+              <w:rPr>
+                <w:sz w:val="18"/>
+              </w:rPr>
+              <w:t>0; 0.35; 1.5; swept 0–3</w:t>
+            </w:r>
+          </w:p>
+        </w:tc>
+        <w:tc>
+          <w:tcPr>
+            <w:tcW w:type="dxa" w:w="2340"/>
+          </w:tcPr>
+          <w:p>
+            <w:pPr>
+              <w:spacing w:line="240" w:lineRule="auto" w:after="20"/>
+            </w:pPr>
+            <w:r/>
+            <w:r>
+              <w:rPr>
+                <w:sz w:val="18"/>
+              </w:rPr>
+              <w:t>vagal damping (no intervention; modest; maximal in Fig. 2; sweep in Fig. 2B)</w:t>
+            </w:r>
+          </w:p>
+        </w:tc>
+        <w:tc>
+          <w:tcPr>
+            <w:tcW w:type="dxa" w:w="2340"/>
+          </w:tcPr>
+          <w:p>
+            <w:pPr>
+              <w:spacing w:line="240" w:lineRule="auto" w:after="20"/>
+            </w:pPr>
+            <w:r/>
+            <w:r>
+              <w:rPr>
+                <w:sz w:val="18"/>
+              </w:rPr>
+              <w:t>arousal units</w:t>
+            </w:r>
+          </w:p>
+        </w:tc>
+      </w:tr>
+    </w:tbl>
+    <w:p>
+      <w:pPr>
+        <w:spacing w:line="240" w:lineRule="auto" w:after="240"/>
+      </w:pPr>
+      <w:r>
+        <w:rPr>
+          <w:sz w:val="19"/>
+        </w:rPr>
+        <w:t>Table 1. Model parameters, all illustrative and none fitted to patient data. a.u., arbitrary units. Integration: forward Euler, step 0.002 day, 10 days.</w:t>
+      </w:r>
+    </w:p>
     <w:p>
       <w:pPr>
         <w:spacing w:line="480" w:lineRule="auto"/>
@@ -422,6 +1581,1505 @@
           <w:sz w:val="22"/>
         </w:rPr>
         <w:t>Three results follow. First, the loop is capable of producing the clinical pattern: with the assumed parameters the threshold is crossed on day 1.04, after which dose saturates. Second, damping arousal postpones that crossing — a modest damping term delays it by 6.2 hours and lowers mean pre-threshold dose by 11%. Third, and most importantly, damping never prevents the crossing at any strength. The delay saturates at a ceiling of 34.8 hours, reached when arousal is fully suppressed; removing the affective loop altogether gives essentially the same answer (day 2.50). The benefit this hypothesis can claim is bounded, and the bound is hours to a little over a day.</w:t>
+      </w:r>
+    </w:p>
+    <w:p>
+      <w:pPr>
+        <w:spacing w:line="480" w:lineRule="auto"/>
+        <w:ind w:firstLine="432"/>
+      </w:pPr>
+      <w:r>
+        <w:rPr>
+          <w:i w:val="0"/>
+          <w:sz w:val="22"/>
+        </w:rPr>
+        <w:t>These results are conditional on the assumed parameters, so each of the 11 parameters in Table 1 was scaled in turn by 0.75 and 1.25 (Table 2). Across the 22 runs the baseline crossing moved between day 0.79 and day 1.42, the delay from modest damping between 3.5 and 10.7 hours, and the ceiling between 21.0 and 50.7 hours. In no run did any damping strength prevent the crossing. The agitation term and the dose ceiling act only after the crossing and leave all three quantities unchanged. The qualitative result — a delay that is real, bounded at hours to about two days, and never a prevention — is therefore not an artefact of one parameter choice, though its size is.</w:t>
+      </w:r>
+    </w:p>
+    <w:tbl>
+      <w:tblPr>
+        <w:tblStyle w:val="TableGrid"/>
+        <w:tblW w:type="auto" w:w="0"/>
+        <w:tblLook w:firstColumn="1" w:firstRow="1" w:lastColumn="0" w:lastRow="0" w:noHBand="0" w:noVBand="1" w:val="04A0"/>
+      </w:tblPr>
+      <w:tblGrid>
+        <w:gridCol w:w="1337"/>
+        <w:gridCol w:w="1337"/>
+        <w:gridCol w:w="1337"/>
+        <w:gridCol w:w="1337"/>
+        <w:gridCol w:w="1337"/>
+        <w:gridCol w:w="1337"/>
+        <w:gridCol w:w="1337"/>
+      </w:tblGrid>
+      <w:tr>
+        <w:tc>
+          <w:tcPr>
+            <w:tcW w:type="dxa" w:w="1337"/>
+          </w:tcPr>
+          <w:p>
+            <w:pPr>
+              <w:spacing w:line="240" w:lineRule="auto"/>
+            </w:pPr>
+            <w:r/>
+            <w:r>
+              <w:rPr>
+                <w:b/>
+                <w:sz w:val="17"/>
+              </w:rPr>
+              <w:t>Parameter</w:t>
+            </w:r>
+          </w:p>
+        </w:tc>
+        <w:tc>
+          <w:tcPr>
+            <w:tcW w:type="dxa" w:w="1337"/>
+          </w:tcPr>
+          <w:p>
+            <w:pPr>
+              <w:spacing w:line="240" w:lineRule="auto"/>
+            </w:pPr>
+            <w:r/>
+            <w:r>
+              <w:rPr>
+                <w:b/>
+                <w:sz w:val="17"/>
+              </w:rPr>
+              <w:t>×0.75: crossing (day)</w:t>
+            </w:r>
+          </w:p>
+        </w:tc>
+        <w:tc>
+          <w:tcPr>
+            <w:tcW w:type="dxa" w:w="1337"/>
+          </w:tcPr>
+          <w:p>
+            <w:pPr>
+              <w:spacing w:line="240" w:lineRule="auto"/>
+            </w:pPr>
+            <w:r/>
+            <w:r>
+              <w:rPr>
+                <w:b/>
+                <w:sz w:val="17"/>
+              </w:rPr>
+              <w:t>delay (h)</w:t>
+            </w:r>
+          </w:p>
+        </w:tc>
+        <w:tc>
+          <w:tcPr>
+            <w:tcW w:type="dxa" w:w="1337"/>
+          </w:tcPr>
+          <w:p>
+            <w:pPr>
+              <w:spacing w:line="240" w:lineRule="auto"/>
+            </w:pPr>
+            <w:r/>
+            <w:r>
+              <w:rPr>
+                <w:b/>
+                <w:sz w:val="17"/>
+              </w:rPr>
+              <w:t>ceiling (h)</w:t>
+            </w:r>
+          </w:p>
+        </w:tc>
+        <w:tc>
+          <w:tcPr>
+            <w:tcW w:type="dxa" w:w="1337"/>
+          </w:tcPr>
+          <w:p>
+            <w:pPr>
+              <w:spacing w:line="240" w:lineRule="auto"/>
+            </w:pPr>
+            <w:r/>
+            <w:r>
+              <w:rPr>
+                <w:b/>
+                <w:sz w:val="17"/>
+              </w:rPr>
+              <w:t>×1.25: crossing (day)</w:t>
+            </w:r>
+          </w:p>
+        </w:tc>
+        <w:tc>
+          <w:tcPr>
+            <w:tcW w:type="dxa" w:w="1337"/>
+          </w:tcPr>
+          <w:p>
+            <w:pPr>
+              <w:spacing w:line="240" w:lineRule="auto"/>
+            </w:pPr>
+            <w:r/>
+            <w:r>
+              <w:rPr>
+                <w:b/>
+                <w:sz w:val="17"/>
+              </w:rPr>
+              <w:t>delay (h)</w:t>
+            </w:r>
+          </w:p>
+        </w:tc>
+        <w:tc>
+          <w:tcPr>
+            <w:tcW w:type="dxa" w:w="1337"/>
+          </w:tcPr>
+          <w:p>
+            <w:pPr>
+              <w:spacing w:line="240" w:lineRule="auto"/>
+            </w:pPr>
+            <w:r/>
+            <w:r>
+              <w:rPr>
+                <w:b/>
+                <w:sz w:val="17"/>
+              </w:rPr>
+              <w:t>ceiling (h)</w:t>
+            </w:r>
+          </w:p>
+        </w:tc>
+      </w:tr>
+      <w:tr>
+        <w:tc>
+          <w:tcPr>
+            <w:tcW w:type="dxa" w:w="1337"/>
+          </w:tcPr>
+          <w:p>
+            <w:pPr>
+              <w:spacing w:line="240" w:lineRule="auto" w:after="20"/>
+            </w:pPr>
+            <w:r/>
+            <w:r>
+              <w:rPr>
+                <w:sz w:val="17"/>
+              </w:rPr>
+              <w:t>g</w:t>
+            </w:r>
+          </w:p>
+        </w:tc>
+        <w:tc>
+          <w:tcPr>
+            <w:tcW w:type="dxa" w:w="1337"/>
+          </w:tcPr>
+          <w:p>
+            <w:pPr>
+              <w:spacing w:line="240" w:lineRule="auto" w:after="20"/>
+            </w:pPr>
+            <w:r/>
+            <w:r>
+              <w:rPr>
+                <w:sz w:val="17"/>
+              </w:rPr>
+              <w:t>1.26</w:t>
+            </w:r>
+          </w:p>
+        </w:tc>
+        <w:tc>
+          <w:tcPr>
+            <w:tcW w:type="dxa" w:w="1337"/>
+          </w:tcPr>
+          <w:p>
+            <w:pPr>
+              <w:spacing w:line="240" w:lineRule="auto" w:after="20"/>
+            </w:pPr>
+            <w:r/>
+            <w:r>
+              <w:rPr>
+                <w:sz w:val="17"/>
+              </w:rPr>
+              <w:t>7.0</w:t>
+            </w:r>
+          </w:p>
+        </w:tc>
+        <w:tc>
+          <w:tcPr>
+            <w:tcW w:type="dxa" w:w="1337"/>
+          </w:tcPr>
+          <w:p>
+            <w:pPr>
+              <w:spacing w:line="240" w:lineRule="auto" w:after="20"/>
+            </w:pPr>
+            <w:r/>
+            <w:r>
+              <w:rPr>
+                <w:sz w:val="17"/>
+              </w:rPr>
+              <w:t>29.7</w:t>
+            </w:r>
+          </w:p>
+        </w:tc>
+        <w:tc>
+          <w:tcPr>
+            <w:tcW w:type="dxa" w:w="1337"/>
+          </w:tcPr>
+          <w:p>
+            <w:pPr>
+              <w:spacing w:line="240" w:lineRule="auto" w:after="20"/>
+            </w:pPr>
+            <w:r/>
+            <w:r>
+              <w:rPr>
+                <w:sz w:val="17"/>
+              </w:rPr>
+              <w:t>0.89</w:t>
+            </w:r>
+          </w:p>
+        </w:tc>
+        <w:tc>
+          <w:tcPr>
+            <w:tcW w:type="dxa" w:w="1337"/>
+          </w:tcPr>
+          <w:p>
+            <w:pPr>
+              <w:spacing w:line="240" w:lineRule="auto" w:after="20"/>
+            </w:pPr>
+            <w:r/>
+            <w:r>
+              <w:rPr>
+                <w:sz w:val="17"/>
+              </w:rPr>
+              <w:t>5.1</w:t>
+            </w:r>
+          </w:p>
+        </w:tc>
+        <w:tc>
+          <w:tcPr>
+            <w:tcW w:type="dxa" w:w="1337"/>
+          </w:tcPr>
+          <w:p>
+            <w:pPr>
+              <w:spacing w:line="240" w:lineRule="auto" w:after="20"/>
+            </w:pPr>
+            <w:r/>
+            <w:r>
+              <w:rPr>
+                <w:sz w:val="17"/>
+              </w:rPr>
+              <w:t>38.4</w:t>
+            </w:r>
+          </w:p>
+        </w:tc>
+      </w:tr>
+      <w:tr>
+        <w:tc>
+          <w:tcPr>
+            <w:tcW w:type="dxa" w:w="1337"/>
+          </w:tcPr>
+          <w:p>
+            <w:pPr>
+              <w:spacing w:line="240" w:lineRule="auto" w:after="20"/>
+            </w:pPr>
+            <w:r/>
+            <w:r>
+              <w:rPr>
+                <w:sz w:val="17"/>
+              </w:rPr>
+              <w:t>a₀</w:t>
+            </w:r>
+          </w:p>
+        </w:tc>
+        <w:tc>
+          <w:tcPr>
+            <w:tcW w:type="dxa" w:w="1337"/>
+          </w:tcPr>
+          <w:p>
+            <w:pPr>
+              <w:spacing w:line="240" w:lineRule="auto" w:after="20"/>
+            </w:pPr>
+            <w:r/>
+            <w:r>
+              <w:rPr>
+                <w:sz w:val="17"/>
+              </w:rPr>
+              <w:t>1.10</w:t>
+            </w:r>
+          </w:p>
+        </w:tc>
+        <w:tc>
+          <w:tcPr>
+            <w:tcW w:type="dxa" w:w="1337"/>
+          </w:tcPr>
+          <w:p>
+            <w:pPr>
+              <w:spacing w:line="240" w:lineRule="auto" w:after="20"/>
+            </w:pPr>
+            <w:r/>
+            <w:r>
+              <w:rPr>
+                <w:sz w:val="17"/>
+              </w:rPr>
+              <w:t>7.3</w:t>
+            </w:r>
+          </w:p>
+        </w:tc>
+        <w:tc>
+          <w:tcPr>
+            <w:tcW w:type="dxa" w:w="1337"/>
+          </w:tcPr>
+          <w:p>
+            <w:pPr>
+              <w:spacing w:line="240" w:lineRule="auto" w:after="20"/>
+            </w:pPr>
+            <w:r/>
+            <w:r>
+              <w:rPr>
+                <w:sz w:val="17"/>
+              </w:rPr>
+              <w:t>33.5</w:t>
+            </w:r>
+          </w:p>
+        </w:tc>
+        <w:tc>
+          <w:tcPr>
+            <w:tcW w:type="dxa" w:w="1337"/>
+          </w:tcPr>
+          <w:p>
+            <w:pPr>
+              <w:spacing w:line="240" w:lineRule="auto" w:after="20"/>
+            </w:pPr>
+            <w:r/>
+            <w:r>
+              <w:rPr>
+                <w:sz w:val="17"/>
+              </w:rPr>
+              <w:t>1.00</w:t>
+            </w:r>
+          </w:p>
+        </w:tc>
+        <w:tc>
+          <w:tcPr>
+            <w:tcW w:type="dxa" w:w="1337"/>
+          </w:tcPr>
+          <w:p>
+            <w:pPr>
+              <w:spacing w:line="240" w:lineRule="auto" w:after="20"/>
+            </w:pPr>
+            <w:r/>
+            <w:r>
+              <w:rPr>
+                <w:sz w:val="17"/>
+              </w:rPr>
+              <w:t>5.3</w:t>
+            </w:r>
+          </w:p>
+        </w:tc>
+        <w:tc>
+          <w:tcPr>
+            <w:tcW w:type="dxa" w:w="1337"/>
+          </w:tcPr>
+          <w:p>
+            <w:pPr>
+              <w:spacing w:line="240" w:lineRule="auto" w:after="20"/>
+            </w:pPr>
+            <w:r/>
+            <w:r>
+              <w:rPr>
+                <w:sz w:val="17"/>
+              </w:rPr>
+              <w:t>36.0</w:t>
+            </w:r>
+          </w:p>
+        </w:tc>
+      </w:tr>
+      <w:tr>
+        <w:tc>
+          <w:tcPr>
+            <w:tcW w:type="dxa" w:w="1337"/>
+          </w:tcPr>
+          <w:p>
+            <w:pPr>
+              <w:spacing w:line="240" w:lineRule="auto" w:after="20"/>
+            </w:pPr>
+            <w:r/>
+            <w:r>
+              <w:rPr>
+                <w:sz w:val="17"/>
+              </w:rPr>
+              <w:t>k_P</w:t>
+            </w:r>
+          </w:p>
+        </w:tc>
+        <w:tc>
+          <w:tcPr>
+            <w:tcW w:type="dxa" w:w="1337"/>
+          </w:tcPr>
+          <w:p>
+            <w:pPr>
+              <w:spacing w:line="240" w:lineRule="auto" w:after="20"/>
+            </w:pPr>
+            <w:r/>
+            <w:r>
+              <w:rPr>
+                <w:sz w:val="17"/>
+              </w:rPr>
+              <w:t>1.19</w:t>
+            </w:r>
+          </w:p>
+        </w:tc>
+        <w:tc>
+          <w:tcPr>
+            <w:tcW w:type="dxa" w:w="1337"/>
+          </w:tcPr>
+          <w:p>
+            <w:pPr>
+              <w:spacing w:line="240" w:lineRule="auto" w:after="20"/>
+            </w:pPr>
+            <w:r/>
+            <w:r>
+              <w:rPr>
+                <w:sz w:val="17"/>
+              </w:rPr>
+              <w:t>8.8</w:t>
+            </w:r>
+          </w:p>
+        </w:tc>
+        <w:tc>
+          <w:tcPr>
+            <w:tcW w:type="dxa" w:w="1337"/>
+          </w:tcPr>
+          <w:p>
+            <w:pPr>
+              <w:spacing w:line="240" w:lineRule="auto" w:after="20"/>
+            </w:pPr>
+            <w:r/>
+            <w:r>
+              <w:rPr>
+                <w:sz w:val="17"/>
+              </w:rPr>
+              <w:t>31.4</w:t>
+            </w:r>
+          </w:p>
+        </w:tc>
+        <w:tc>
+          <w:tcPr>
+            <w:tcW w:type="dxa" w:w="1337"/>
+          </w:tcPr>
+          <w:p>
+            <w:pPr>
+              <w:spacing w:line="240" w:lineRule="auto" w:after="20"/>
+            </w:pPr>
+            <w:r/>
+            <w:r>
+              <w:rPr>
+                <w:sz w:val="17"/>
+              </w:rPr>
+              <w:t>0.93</w:t>
+            </w:r>
+          </w:p>
+        </w:tc>
+        <w:tc>
+          <w:tcPr>
+            <w:tcW w:type="dxa" w:w="1337"/>
+          </w:tcPr>
+          <w:p>
+            <w:pPr>
+              <w:spacing w:line="240" w:lineRule="auto" w:after="20"/>
+            </w:pPr>
+            <w:r/>
+            <w:r>
+              <w:rPr>
+                <w:sz w:val="17"/>
+              </w:rPr>
+              <w:t>4.4</w:t>
+            </w:r>
+          </w:p>
+        </w:tc>
+        <w:tc>
+          <w:tcPr>
+            <w:tcW w:type="dxa" w:w="1337"/>
+          </w:tcPr>
+          <w:p>
+            <w:pPr>
+              <w:spacing w:line="240" w:lineRule="auto" w:after="20"/>
+            </w:pPr>
+            <w:r/>
+            <w:r>
+              <w:rPr>
+                <w:sz w:val="17"/>
+              </w:rPr>
+              <w:t>37.5</w:t>
+            </w:r>
+          </w:p>
+        </w:tc>
+      </w:tr>
+      <w:tr>
+        <w:tc>
+          <w:tcPr>
+            <w:tcW w:type="dxa" w:w="1337"/>
+          </w:tcPr>
+          <w:p>
+            <w:pPr>
+              <w:spacing w:line="240" w:lineRule="auto" w:after="20"/>
+            </w:pPr>
+            <w:r/>
+            <w:r>
+              <w:rPr>
+                <w:sz w:val="17"/>
+              </w:rPr>
+              <w:t>τ_A</w:t>
+            </w:r>
+          </w:p>
+        </w:tc>
+        <w:tc>
+          <w:tcPr>
+            <w:tcW w:type="dxa" w:w="1337"/>
+          </w:tcPr>
+          <w:p>
+            <w:pPr>
+              <w:spacing w:line="240" w:lineRule="auto" w:after="20"/>
+            </w:pPr>
+            <w:r/>
+            <w:r>
+              <w:rPr>
+                <w:sz w:val="17"/>
+              </w:rPr>
+              <w:t>1.00</w:t>
+            </w:r>
+          </w:p>
+        </w:tc>
+        <w:tc>
+          <w:tcPr>
+            <w:tcW w:type="dxa" w:w="1337"/>
+          </w:tcPr>
+          <w:p>
+            <w:pPr>
+              <w:spacing w:line="240" w:lineRule="auto" w:after="20"/>
+            </w:pPr>
+            <w:r/>
+            <w:r>
+              <w:rPr>
+                <w:sz w:val="17"/>
+              </w:rPr>
+              <w:t>6.4</w:t>
+            </w:r>
+          </w:p>
+        </w:tc>
+        <w:tc>
+          <w:tcPr>
+            <w:tcW w:type="dxa" w:w="1337"/>
+          </w:tcPr>
+          <w:p>
+            <w:pPr>
+              <w:spacing w:line="240" w:lineRule="auto" w:after="20"/>
+            </w:pPr>
+            <w:r/>
+            <w:r>
+              <w:rPr>
+                <w:sz w:val="17"/>
+              </w:rPr>
+              <w:t>35.9</w:t>
+            </w:r>
+          </w:p>
+        </w:tc>
+        <w:tc>
+          <w:tcPr>
+            <w:tcW w:type="dxa" w:w="1337"/>
+          </w:tcPr>
+          <w:p>
+            <w:pPr>
+              <w:spacing w:line="240" w:lineRule="auto" w:after="20"/>
+            </w:pPr>
+            <w:r/>
+            <w:r>
+              <w:rPr>
+                <w:sz w:val="17"/>
+              </w:rPr>
+              <w:t>1.08</w:t>
+            </w:r>
+          </w:p>
+        </w:tc>
+        <w:tc>
+          <w:tcPr>
+            <w:tcW w:type="dxa" w:w="1337"/>
+          </w:tcPr>
+          <w:p>
+            <w:pPr>
+              <w:spacing w:line="240" w:lineRule="auto" w:after="20"/>
+            </w:pPr>
+            <w:r/>
+            <w:r>
+              <w:rPr>
+                <w:sz w:val="17"/>
+              </w:rPr>
+              <w:t>6.0</w:t>
+            </w:r>
+          </w:p>
+        </w:tc>
+        <w:tc>
+          <w:tcPr>
+            <w:tcW w:type="dxa" w:w="1337"/>
+          </w:tcPr>
+          <w:p>
+            <w:pPr>
+              <w:spacing w:line="240" w:lineRule="auto" w:after="20"/>
+            </w:pPr>
+            <w:r/>
+            <w:r>
+              <w:rPr>
+                <w:sz w:val="17"/>
+              </w:rPr>
+              <w:t>33.8</w:t>
+            </w:r>
+          </w:p>
+        </w:tc>
+      </w:tr>
+      <w:tr>
+        <w:tc>
+          <w:tcPr>
+            <w:tcW w:type="dxa" w:w="1337"/>
+          </w:tcPr>
+          <w:p>
+            <w:pPr>
+              <w:spacing w:line="240" w:lineRule="auto" w:after="20"/>
+            </w:pPr>
+            <w:r/>
+            <w:r>
+              <w:rPr>
+                <w:sz w:val="17"/>
+              </w:rPr>
+              <w:t>τ_D</w:t>
+            </w:r>
+          </w:p>
+        </w:tc>
+        <w:tc>
+          <w:tcPr>
+            <w:tcW w:type="dxa" w:w="1337"/>
+          </w:tcPr>
+          <w:p>
+            <w:pPr>
+              <w:spacing w:line="240" w:lineRule="auto" w:after="20"/>
+            </w:pPr>
+            <w:r/>
+            <w:r>
+              <w:rPr>
+                <w:sz w:val="17"/>
+              </w:rPr>
+              <w:t>1.01</w:t>
+            </w:r>
+          </w:p>
+        </w:tc>
+        <w:tc>
+          <w:tcPr>
+            <w:tcW w:type="dxa" w:w="1337"/>
+          </w:tcPr>
+          <w:p>
+            <w:pPr>
+              <w:spacing w:line="240" w:lineRule="auto" w:after="20"/>
+            </w:pPr>
+            <w:r/>
+            <w:r>
+              <w:rPr>
+                <w:sz w:val="17"/>
+              </w:rPr>
+              <w:t>6.2</w:t>
+            </w:r>
+          </w:p>
+        </w:tc>
+        <w:tc>
+          <w:tcPr>
+            <w:tcW w:type="dxa" w:w="1337"/>
+          </w:tcPr>
+          <w:p>
+            <w:pPr>
+              <w:spacing w:line="240" w:lineRule="auto" w:after="20"/>
+            </w:pPr>
+            <w:r/>
+            <w:r>
+              <w:rPr>
+                <w:sz w:val="17"/>
+              </w:rPr>
+              <w:t>35.4</w:t>
+            </w:r>
+          </w:p>
+        </w:tc>
+        <w:tc>
+          <w:tcPr>
+            <w:tcW w:type="dxa" w:w="1337"/>
+          </w:tcPr>
+          <w:p>
+            <w:pPr>
+              <w:spacing w:line="240" w:lineRule="auto" w:after="20"/>
+            </w:pPr>
+            <w:r/>
+            <w:r>
+              <w:rPr>
+                <w:sz w:val="17"/>
+              </w:rPr>
+              <w:t>1.08</w:t>
+            </w:r>
+          </w:p>
+        </w:tc>
+        <w:tc>
+          <w:tcPr>
+            <w:tcW w:type="dxa" w:w="1337"/>
+          </w:tcPr>
+          <w:p>
+            <w:pPr>
+              <w:spacing w:line="240" w:lineRule="auto" w:after="20"/>
+            </w:pPr>
+            <w:r/>
+            <w:r>
+              <w:rPr>
+                <w:sz w:val="17"/>
+              </w:rPr>
+              <w:t>6.1</w:t>
+            </w:r>
+          </w:p>
+        </w:tc>
+        <w:tc>
+          <w:tcPr>
+            <w:tcW w:type="dxa" w:w="1337"/>
+          </w:tcPr>
+          <w:p>
+            <w:pPr>
+              <w:spacing w:line="240" w:lineRule="auto" w:after="20"/>
+            </w:pPr>
+            <w:r/>
+            <w:r>
+              <w:rPr>
+                <w:sz w:val="17"/>
+              </w:rPr>
+              <w:t>34.3</w:t>
+            </w:r>
+          </w:p>
+        </w:tc>
+      </w:tr>
+      <w:tr>
+        <w:tc>
+          <w:tcPr>
+            <w:tcW w:type="dxa" w:w="1337"/>
+          </w:tcPr>
+          <w:p>
+            <w:pPr>
+              <w:spacing w:line="240" w:lineRule="auto" w:after="20"/>
+            </w:pPr>
+            <w:r/>
+            <w:r>
+              <w:rPr>
+                <w:sz w:val="17"/>
+              </w:rPr>
+              <w:t>k_M</w:t>
+            </w:r>
+          </w:p>
+        </w:tc>
+        <w:tc>
+          <w:tcPr>
+            <w:tcW w:type="dxa" w:w="1337"/>
+          </w:tcPr>
+          <w:p>
+            <w:pPr>
+              <w:spacing w:line="240" w:lineRule="auto" w:after="20"/>
+            </w:pPr>
+            <w:r/>
+            <w:r>
+              <w:rPr>
+                <w:sz w:val="17"/>
+              </w:rPr>
+              <w:t>1.42</w:t>
+            </w:r>
+          </w:p>
+        </w:tc>
+        <w:tc>
+          <w:tcPr>
+            <w:tcW w:type="dxa" w:w="1337"/>
+          </w:tcPr>
+          <w:p>
+            <w:pPr>
+              <w:spacing w:line="240" w:lineRule="auto" w:after="20"/>
+            </w:pPr>
+            <w:r/>
+            <w:r>
+              <w:rPr>
+                <w:sz w:val="17"/>
+              </w:rPr>
+              <w:t>10.7</w:t>
+            </w:r>
+          </w:p>
+        </w:tc>
+        <w:tc>
+          <w:tcPr>
+            <w:tcW w:type="dxa" w:w="1337"/>
+          </w:tcPr>
+          <w:p>
+            <w:pPr>
+              <w:spacing w:line="240" w:lineRule="auto" w:after="20"/>
+            </w:pPr>
+            <w:r/>
+            <w:r>
+              <w:rPr>
+                <w:sz w:val="17"/>
+              </w:rPr>
+              <w:t>50.7</w:t>
+            </w:r>
+          </w:p>
+        </w:tc>
+        <w:tc>
+          <w:tcPr>
+            <w:tcW w:type="dxa" w:w="1337"/>
+          </w:tcPr>
+          <w:p>
+            <w:pPr>
+              <w:spacing w:line="240" w:lineRule="auto" w:after="20"/>
+            </w:pPr>
+            <w:r/>
+            <w:r>
+              <w:rPr>
+                <w:sz w:val="17"/>
+              </w:rPr>
+              <w:t>0.84</w:t>
+            </w:r>
+          </w:p>
+        </w:tc>
+        <w:tc>
+          <w:tcPr>
+            <w:tcW w:type="dxa" w:w="1337"/>
+          </w:tcPr>
+          <w:p>
+            <w:pPr>
+              <w:spacing w:line="240" w:lineRule="auto" w:after="20"/>
+            </w:pPr>
+            <w:r/>
+            <w:r>
+              <w:rPr>
+                <w:sz w:val="17"/>
+              </w:rPr>
+              <w:t>4.0</w:t>
+            </w:r>
+          </w:p>
+        </w:tc>
+        <w:tc>
+          <w:tcPr>
+            <w:tcW w:type="dxa" w:w="1337"/>
+          </w:tcPr>
+          <w:p>
+            <w:pPr>
+              <w:spacing w:line="240" w:lineRule="auto" w:after="20"/>
+            </w:pPr>
+            <w:r/>
+            <w:r>
+              <w:rPr>
+                <w:sz w:val="17"/>
+              </w:rPr>
+              <w:t>23.8</w:t>
+            </w:r>
+          </w:p>
+        </w:tc>
+      </w:tr>
+      <w:tr>
+        <w:tc>
+          <w:tcPr>
+            <w:tcW w:type="dxa" w:w="1337"/>
+          </w:tcPr>
+          <w:p>
+            <w:pPr>
+              <w:spacing w:line="240" w:lineRule="auto" w:after="20"/>
+            </w:pPr>
+            <w:r/>
+            <w:r>
+              <w:rPr>
+                <w:sz w:val="17"/>
+              </w:rPr>
+              <w:t>CL₀</w:t>
+            </w:r>
+          </w:p>
+        </w:tc>
+        <w:tc>
+          <w:tcPr>
+            <w:tcW w:type="dxa" w:w="1337"/>
+          </w:tcPr>
+          <w:p>
+            <w:pPr>
+              <w:spacing w:line="240" w:lineRule="auto" w:after="20"/>
+            </w:pPr>
+            <w:r/>
+            <w:r>
+              <w:rPr>
+                <w:sz w:val="17"/>
+              </w:rPr>
+              <w:t>0.94</w:t>
+            </w:r>
+          </w:p>
+        </w:tc>
+        <w:tc>
+          <w:tcPr>
+            <w:tcW w:type="dxa" w:w="1337"/>
+          </w:tcPr>
+          <w:p>
+            <w:pPr>
+              <w:spacing w:line="240" w:lineRule="auto" w:after="20"/>
+            </w:pPr>
+            <w:r/>
+            <w:r>
+              <w:rPr>
+                <w:sz w:val="17"/>
+              </w:rPr>
+              <w:t>4.5</w:t>
+            </w:r>
+          </w:p>
+        </w:tc>
+        <w:tc>
+          <w:tcPr>
+            <w:tcW w:type="dxa" w:w="1337"/>
+          </w:tcPr>
+          <w:p>
+            <w:pPr>
+              <w:spacing w:line="240" w:lineRule="auto" w:after="20"/>
+            </w:pPr>
+            <w:r/>
+            <w:r>
+              <w:rPr>
+                <w:sz w:val="17"/>
+              </w:rPr>
+              <w:t>25.2</w:t>
+            </w:r>
+          </w:p>
+        </w:tc>
+        <w:tc>
+          <w:tcPr>
+            <w:tcW w:type="dxa" w:w="1337"/>
+          </w:tcPr>
+          <w:p>
+            <w:pPr>
+              <w:spacing w:line="240" w:lineRule="auto" w:after="20"/>
+            </w:pPr>
+            <w:r/>
+            <w:r>
+              <w:rPr>
+                <w:sz w:val="17"/>
+              </w:rPr>
+              <w:t>1.17</w:t>
+            </w:r>
+          </w:p>
+        </w:tc>
+        <w:tc>
+          <w:tcPr>
+            <w:tcW w:type="dxa" w:w="1337"/>
+          </w:tcPr>
+          <w:p>
+            <w:pPr>
+              <w:spacing w:line="240" w:lineRule="auto" w:after="20"/>
+            </w:pPr>
+            <w:r/>
+            <w:r>
+              <w:rPr>
+                <w:sz w:val="17"/>
+              </w:rPr>
+              <w:t>8.5</w:t>
+            </w:r>
+          </w:p>
+        </w:tc>
+        <w:tc>
+          <w:tcPr>
+            <w:tcW w:type="dxa" w:w="1337"/>
+          </w:tcPr>
+          <w:p>
+            <w:pPr>
+              <w:spacing w:line="240" w:lineRule="auto" w:after="20"/>
+            </w:pPr>
+            <w:r/>
+            <w:r>
+              <w:rPr>
+                <w:sz w:val="17"/>
+              </w:rPr>
+              <w:t>44.8</w:t>
+            </w:r>
+          </w:p>
+        </w:tc>
+      </w:tr>
+      <w:tr>
+        <w:tc>
+          <w:tcPr>
+            <w:tcW w:type="dxa" w:w="1337"/>
+          </w:tcPr>
+          <w:p>
+            <w:pPr>
+              <w:spacing w:line="240" w:lineRule="auto" w:after="20"/>
+            </w:pPr>
+            <w:r/>
+            <w:r>
+              <w:rPr>
+                <w:sz w:val="17"/>
+              </w:rPr>
+              <w:t>τ_CL</w:t>
+            </w:r>
+          </w:p>
+        </w:tc>
+        <w:tc>
+          <w:tcPr>
+            <w:tcW w:type="dxa" w:w="1337"/>
+          </w:tcPr>
+          <w:p>
+            <w:pPr>
+              <w:spacing w:line="240" w:lineRule="auto" w:after="20"/>
+            </w:pPr>
+            <w:r/>
+            <w:r>
+              <w:rPr>
+                <w:sz w:val="17"/>
+              </w:rPr>
+              <w:t>1.01</w:t>
+            </w:r>
+          </w:p>
+        </w:tc>
+        <w:tc>
+          <w:tcPr>
+            <w:tcW w:type="dxa" w:w="1337"/>
+          </w:tcPr>
+          <w:p>
+            <w:pPr>
+              <w:spacing w:line="240" w:lineRule="auto" w:after="20"/>
+            </w:pPr>
+            <w:r/>
+            <w:r>
+              <w:rPr>
+                <w:sz w:val="17"/>
+              </w:rPr>
+              <w:t>5.3</w:t>
+            </w:r>
+          </w:p>
+        </w:tc>
+        <w:tc>
+          <w:tcPr>
+            <w:tcW w:type="dxa" w:w="1337"/>
+          </w:tcPr>
+          <w:p>
+            <w:pPr>
+              <w:spacing w:line="240" w:lineRule="auto" w:after="20"/>
+            </w:pPr>
+            <w:r/>
+            <w:r>
+              <w:rPr>
+                <w:sz w:val="17"/>
+              </w:rPr>
+              <w:t>27.8</w:t>
+            </w:r>
+          </w:p>
+        </w:tc>
+        <w:tc>
+          <w:tcPr>
+            <w:tcW w:type="dxa" w:w="1337"/>
+          </w:tcPr>
+          <w:p>
+            <w:pPr>
+              <w:spacing w:line="240" w:lineRule="auto" w:after="20"/>
+            </w:pPr>
+            <w:r/>
+            <w:r>
+              <w:rPr>
+                <w:sz w:val="17"/>
+              </w:rPr>
+              <w:t>1.07</w:t>
+            </w:r>
+          </w:p>
+        </w:tc>
+        <w:tc>
+          <w:tcPr>
+            <w:tcW w:type="dxa" w:w="1337"/>
+          </w:tcPr>
+          <w:p>
+            <w:pPr>
+              <w:spacing w:line="240" w:lineRule="auto" w:after="20"/>
+            </w:pPr>
+            <w:r/>
+            <w:r>
+              <w:rPr>
+                <w:sz w:val="17"/>
+              </w:rPr>
+              <w:t>6.9</w:t>
+            </w:r>
+          </w:p>
+        </w:tc>
+        <w:tc>
+          <w:tcPr>
+            <w:tcW w:type="dxa" w:w="1337"/>
+          </w:tcPr>
+          <w:p>
+            <w:pPr>
+              <w:spacing w:line="240" w:lineRule="auto" w:after="20"/>
+            </w:pPr>
+            <w:r/>
+            <w:r>
+              <w:rPr>
+                <w:sz w:val="17"/>
+              </w:rPr>
+              <w:t>42.0</w:t>
+            </w:r>
+          </w:p>
+        </w:tc>
+      </w:tr>
+      <w:tr>
+        <w:tc>
+          <w:tcPr>
+            <w:tcW w:type="dxa" w:w="1337"/>
+          </w:tcPr>
+          <w:p>
+            <w:pPr>
+              <w:spacing w:line="240" w:lineRule="auto" w:after="20"/>
+            </w:pPr>
+            <w:r/>
+            <w:r>
+              <w:rPr>
+                <w:sz w:val="17"/>
+              </w:rPr>
+              <w:t>M*</w:t>
+            </w:r>
+          </w:p>
+        </w:tc>
+        <w:tc>
+          <w:tcPr>
+            <w:tcW w:type="dxa" w:w="1337"/>
+          </w:tcPr>
+          <w:p>
+            <w:pPr>
+              <w:spacing w:line="240" w:lineRule="auto" w:after="20"/>
+            </w:pPr>
+            <w:r/>
+            <w:r>
+              <w:rPr>
+                <w:sz w:val="17"/>
+              </w:rPr>
+              <w:t>0.79</w:t>
+            </w:r>
+          </w:p>
+        </w:tc>
+        <w:tc>
+          <w:tcPr>
+            <w:tcW w:type="dxa" w:w="1337"/>
+          </w:tcPr>
+          <w:p>
+            <w:pPr>
+              <w:spacing w:line="240" w:lineRule="auto" w:after="20"/>
+            </w:pPr>
+            <w:r/>
+            <w:r>
+              <w:rPr>
+                <w:sz w:val="17"/>
+              </w:rPr>
+              <w:t>3.5</w:t>
+            </w:r>
+          </w:p>
+        </w:tc>
+        <w:tc>
+          <w:tcPr>
+            <w:tcW w:type="dxa" w:w="1337"/>
+          </w:tcPr>
+          <w:p>
+            <w:pPr>
+              <w:spacing w:line="240" w:lineRule="auto" w:after="20"/>
+            </w:pPr>
+            <w:r/>
+            <w:r>
+              <w:rPr>
+                <w:sz w:val="17"/>
+              </w:rPr>
+              <w:t>21.0</w:t>
+            </w:r>
+          </w:p>
+        </w:tc>
+        <w:tc>
+          <w:tcPr>
+            <w:tcW w:type="dxa" w:w="1337"/>
+          </w:tcPr>
+          <w:p>
+            <w:pPr>
+              <w:spacing w:line="240" w:lineRule="auto" w:after="20"/>
+            </w:pPr>
+            <w:r/>
+            <w:r>
+              <w:rPr>
+                <w:sz w:val="17"/>
+              </w:rPr>
+              <w:t>1.32</w:t>
+            </w:r>
+          </w:p>
+        </w:tc>
+        <w:tc>
+          <w:tcPr>
+            <w:tcW w:type="dxa" w:w="1337"/>
+          </w:tcPr>
+          <w:p>
+            <w:pPr>
+              <w:spacing w:line="240" w:lineRule="auto" w:after="20"/>
+            </w:pPr>
+            <w:r/>
+            <w:r>
+              <w:rPr>
+                <w:sz w:val="17"/>
+              </w:rPr>
+              <w:t>9.5</w:t>
+            </w:r>
+          </w:p>
+        </w:tc>
+        <w:tc>
+          <w:tcPr>
+            <w:tcW w:type="dxa" w:w="1337"/>
+          </w:tcPr>
+          <w:p>
+            <w:pPr>
+              <w:spacing w:line="240" w:lineRule="auto" w:after="20"/>
+            </w:pPr>
+            <w:r/>
+            <w:r>
+              <w:rPr>
+                <w:sz w:val="17"/>
+              </w:rPr>
+              <w:t>47.1</w:t>
+            </w:r>
+          </w:p>
+        </w:tc>
+      </w:tr>
+      <w:tr>
+        <w:tc>
+          <w:tcPr>
+            <w:tcW w:type="dxa" w:w="1337"/>
+          </w:tcPr>
+          <w:p>
+            <w:pPr>
+              <w:spacing w:line="240" w:lineRule="auto" w:after="20"/>
+            </w:pPr>
+            <w:r/>
+            <w:r>
+              <w:rPr>
+                <w:sz w:val="17"/>
+              </w:rPr>
+              <w:t>k_agit</w:t>
+            </w:r>
+          </w:p>
+        </w:tc>
+        <w:tc>
+          <w:tcPr>
+            <w:tcW w:type="dxa" w:w="1337"/>
+          </w:tcPr>
+          <w:p>
+            <w:pPr>
+              <w:spacing w:line="240" w:lineRule="auto" w:after="20"/>
+            </w:pPr>
+            <w:r/>
+            <w:r>
+              <w:rPr>
+                <w:sz w:val="17"/>
+              </w:rPr>
+              <w:t>1.04</w:t>
+            </w:r>
+          </w:p>
+        </w:tc>
+        <w:tc>
+          <w:tcPr>
+            <w:tcW w:type="dxa" w:w="1337"/>
+          </w:tcPr>
+          <w:p>
+            <w:pPr>
+              <w:spacing w:line="240" w:lineRule="auto" w:after="20"/>
+            </w:pPr>
+            <w:r/>
+            <w:r>
+              <w:rPr>
+                <w:sz w:val="17"/>
+              </w:rPr>
+              <w:t>6.2</w:t>
+            </w:r>
+          </w:p>
+        </w:tc>
+        <w:tc>
+          <w:tcPr>
+            <w:tcW w:type="dxa" w:w="1337"/>
+          </w:tcPr>
+          <w:p>
+            <w:pPr>
+              <w:spacing w:line="240" w:lineRule="auto" w:after="20"/>
+            </w:pPr>
+            <w:r/>
+            <w:r>
+              <w:rPr>
+                <w:sz w:val="17"/>
+              </w:rPr>
+              <w:t>34.8</w:t>
+            </w:r>
+          </w:p>
+        </w:tc>
+        <w:tc>
+          <w:tcPr>
+            <w:tcW w:type="dxa" w:w="1337"/>
+          </w:tcPr>
+          <w:p>
+            <w:pPr>
+              <w:spacing w:line="240" w:lineRule="auto" w:after="20"/>
+            </w:pPr>
+            <w:r/>
+            <w:r>
+              <w:rPr>
+                <w:sz w:val="17"/>
+              </w:rPr>
+              <w:t>1.04</w:t>
+            </w:r>
+          </w:p>
+        </w:tc>
+        <w:tc>
+          <w:tcPr>
+            <w:tcW w:type="dxa" w:w="1337"/>
+          </w:tcPr>
+          <w:p>
+            <w:pPr>
+              <w:spacing w:line="240" w:lineRule="auto" w:after="20"/>
+            </w:pPr>
+            <w:r/>
+            <w:r>
+              <w:rPr>
+                <w:sz w:val="17"/>
+              </w:rPr>
+              <w:t>6.2</w:t>
+            </w:r>
+          </w:p>
+        </w:tc>
+        <w:tc>
+          <w:tcPr>
+            <w:tcW w:type="dxa" w:w="1337"/>
+          </w:tcPr>
+          <w:p>
+            <w:pPr>
+              <w:spacing w:line="240" w:lineRule="auto" w:after="20"/>
+            </w:pPr>
+            <w:r/>
+            <w:r>
+              <w:rPr>
+                <w:sz w:val="17"/>
+              </w:rPr>
+              <w:t>34.8</w:t>
+            </w:r>
+          </w:p>
+        </w:tc>
+      </w:tr>
+      <w:tr>
+        <w:tc>
+          <w:tcPr>
+            <w:tcW w:type="dxa" w:w="1337"/>
+          </w:tcPr>
+          <w:p>
+            <w:pPr>
+              <w:spacing w:line="240" w:lineRule="auto" w:after="20"/>
+            </w:pPr>
+            <w:r/>
+            <w:r>
+              <w:rPr>
+                <w:sz w:val="17"/>
+              </w:rPr>
+              <w:t>D_max</w:t>
+            </w:r>
+          </w:p>
+        </w:tc>
+        <w:tc>
+          <w:tcPr>
+            <w:tcW w:type="dxa" w:w="1337"/>
+          </w:tcPr>
+          <w:p>
+            <w:pPr>
+              <w:spacing w:line="240" w:lineRule="auto" w:after="20"/>
+            </w:pPr>
+            <w:r/>
+            <w:r>
+              <w:rPr>
+                <w:sz w:val="17"/>
+              </w:rPr>
+              <w:t>1.04</w:t>
+            </w:r>
+          </w:p>
+        </w:tc>
+        <w:tc>
+          <w:tcPr>
+            <w:tcW w:type="dxa" w:w="1337"/>
+          </w:tcPr>
+          <w:p>
+            <w:pPr>
+              <w:spacing w:line="240" w:lineRule="auto" w:after="20"/>
+            </w:pPr>
+            <w:r/>
+            <w:r>
+              <w:rPr>
+                <w:sz w:val="17"/>
+              </w:rPr>
+              <w:t>6.2</w:t>
+            </w:r>
+          </w:p>
+        </w:tc>
+        <w:tc>
+          <w:tcPr>
+            <w:tcW w:type="dxa" w:w="1337"/>
+          </w:tcPr>
+          <w:p>
+            <w:pPr>
+              <w:spacing w:line="240" w:lineRule="auto" w:after="20"/>
+            </w:pPr>
+            <w:r/>
+            <w:r>
+              <w:rPr>
+                <w:sz w:val="17"/>
+              </w:rPr>
+              <w:t>34.8</w:t>
+            </w:r>
+          </w:p>
+        </w:tc>
+        <w:tc>
+          <w:tcPr>
+            <w:tcW w:type="dxa" w:w="1337"/>
+          </w:tcPr>
+          <w:p>
+            <w:pPr>
+              <w:spacing w:line="240" w:lineRule="auto" w:after="20"/>
+            </w:pPr>
+            <w:r/>
+            <w:r>
+              <w:rPr>
+                <w:sz w:val="17"/>
+              </w:rPr>
+              <w:t>1.04</w:t>
+            </w:r>
+          </w:p>
+        </w:tc>
+        <w:tc>
+          <w:tcPr>
+            <w:tcW w:type="dxa" w:w="1337"/>
+          </w:tcPr>
+          <w:p>
+            <w:pPr>
+              <w:spacing w:line="240" w:lineRule="auto" w:after="20"/>
+            </w:pPr>
+            <w:r/>
+            <w:r>
+              <w:rPr>
+                <w:sz w:val="17"/>
+              </w:rPr>
+              <w:t>6.2</w:t>
+            </w:r>
+          </w:p>
+        </w:tc>
+        <w:tc>
+          <w:tcPr>
+            <w:tcW w:type="dxa" w:w="1337"/>
+          </w:tcPr>
+          <w:p>
+            <w:pPr>
+              <w:spacing w:line="240" w:lineRule="auto" w:after="20"/>
+            </w:pPr>
+            <w:r/>
+            <w:r>
+              <w:rPr>
+                <w:sz w:val="17"/>
+              </w:rPr>
+              <w:t>34.8</w:t>
+            </w:r>
+          </w:p>
+        </w:tc>
+      </w:tr>
+    </w:tbl>
+    <w:p>
+      <w:pPr>
+        <w:spacing w:line="240" w:lineRule="auto" w:after="240"/>
+      </w:pPr>
+      <w:r>
+        <w:rPr>
+          <w:sz w:val="19"/>
+        </w:rPr>
+        <w:t>Table 2. One-at-a-time sensitivity. Each parameter is scaled by 0.75 or 1.25 with all others at the Table 1 values; the baseline case is crossing day 1.04, delay 6.2 h at V = 0.35, ceiling 34.8 h. No perturbation allows any damping strength (V swept 0–3) to prevent the crossing.</w:t>
       </w:r>
     </w:p>
     <w:p>
@@ -471,7 +3129,7 @@
         <w:rPr>
           <w:sz w:val="19"/>
         </w:rPr>
-        <w:t>Figure 2. Behaviour of the minimal loop model. (A) Accumulated metabolite against time for no intervention, modest damping and maximal damping; circles mark the threshold crossing. (B) Delay in reaching the threshold as a function of damping strength. The delay saturates at 34.8 hours and no damping strength prevents the crossing. Parameters are illustrative throughout; the figure shows the shape of the result, not a prediction for any patient.</w:t>
+        <w:t>Figure 2. Behaviour of the minimal loop model. (A) Accumulated metabolite against time for no intervention, modest damping and maximal damping; the dotted line is the illustrative model threshold M*, not a neurotoxic concentration, and circles mark its crossing. (B) Delay in reaching the threshold as a function of damping strength. The delay saturates at 34.8 hours and no damping strength prevents the crossing. Parameters are illustrative throughout (Table 1); the figure shows the shape of the result, not a prediction for any patient.</w:t>
       </w:r>
     </w:p>
     <w:p>
@@ -508,7 +3166,7 @@
           <w:i w:val="0"/>
           <w:sz w:val="22"/>
         </w:rPr>
-        <w:t>The argument above chains together claims of very different evidentiary standing. Table 1 assigns each a status rather than folding them into a single judgement about the hypothesis, so that a reader can locate the weak links directly.</w:t>
+        <w:t>The argument above chains together claims of very different evidentiary standing. Table 3 assigns each a status rather than folding them into a single judgement about the hypothesis, so that a reader can locate the weak links directly.</w:t>
       </w:r>
     </w:p>
     <w:tbl>
@@ -592,7 +3250,113 @@
               <w:rPr>
                 <w:sz w:val="18"/>
               </w:rPr>
-              <w:t>Subcortical auditory pathway reaches limbic and autonomic structures without cortical routing</w:t>
+              <w:t>Auditory information reaches brainstem structures and can evoke autonomic responses without requiring cortical processing</w:t>
+            </w:r>
+          </w:p>
+        </w:tc>
+        <w:tc>
+          <w:tcPr>
+            <w:tcW w:type="dxa" w:w="3120"/>
+          </w:tcPr>
+          <w:p>
+            <w:pPr>
+              <w:spacing w:line="240" w:lineRule="auto" w:after="20"/>
+            </w:pPr>
+            <w:r/>
+            <w:r>
+              <w:rPr>
+                <w:sz w:val="18"/>
+              </w:rPr>
+              <w:t>Demonstrated (healthy humans)</w:t>
+            </w:r>
+          </w:p>
+        </w:tc>
+        <w:tc>
+          <w:tcPr>
+            <w:tcW w:type="dxa" w:w="3120"/>
+          </w:tcPr>
+          <w:p>
+            <w:pPr>
+              <w:spacing w:line="240" w:lineRule="auto" w:after="20"/>
+            </w:pPr>
+            <w:r/>
+            <w:r>
+              <w:rPr>
+                <w:sz w:val="18"/>
+              </w:rPr>
+              <w:t>Review of brainstem and limbic responses to sound [7]</w:t>
+            </w:r>
+          </w:p>
+        </w:tc>
+      </w:tr>
+      <w:tr>
+        <w:tc>
+          <w:tcPr>
+            <w:tcW w:type="dxa" w:w="3120"/>
+          </w:tcPr>
+          <w:p>
+            <w:pPr>
+              <w:spacing w:line="240" w:lineRule="auto" w:after="20"/>
+            </w:pPr>
+            <w:r/>
+            <w:r>
+              <w:rPr>
+                <w:sz w:val="18"/>
+              </w:rPr>
+              <w:t>A direct auditory thalamus → amygdala route supports autonomic responses to sound</w:t>
+            </w:r>
+          </w:p>
+        </w:tc>
+        <w:tc>
+          <w:tcPr>
+            <w:tcW w:type="dxa" w:w="3120"/>
+          </w:tcPr>
+          <w:p>
+            <w:pPr>
+              <w:spacing w:line="240" w:lineRule="auto" w:after="20"/>
+            </w:pPr>
+            <w:r/>
+            <w:r>
+              <w:rPr>
+                <w:sz w:val="18"/>
+              </w:rPr>
+              <w:t>Demonstrated (animals)</w:t>
+            </w:r>
+          </w:p>
+        </w:tc>
+        <w:tc>
+          <w:tcPr>
+            <w:tcW w:type="dxa" w:w="3120"/>
+          </w:tcPr>
+          <w:p>
+            <w:pPr>
+              <w:spacing w:line="240" w:lineRule="auto" w:after="20"/>
+            </w:pPr>
+            <w:r/>
+            <w:r>
+              <w:rPr>
+                <w:sz w:val="18"/>
+              </w:rPr>
+              <w:t>Fear-conditioning circuitry [10]</w:t>
+            </w:r>
+          </w:p>
+        </w:tc>
+      </w:tr>
+      <w:tr>
+        <w:tc>
+          <w:tcPr>
+            <w:tcW w:type="dxa" w:w="3120"/>
+          </w:tcPr>
+          <w:p>
+            <w:pPr>
+              <w:spacing w:line="240" w:lineRule="auto" w:after="20"/>
+            </w:pPr>
+            <w:r/>
+            <w:r>
+              <w:rPr>
+                <w:sz w:val="18"/>
+              </w:rPr>
+              <w:t>Auditory ERPs to structured tone sequences persist in actively dying patients</w:t>
             </w:r>
           </w:p>
         </w:tc>
@@ -626,60 +3390,7 @@
               <w:rPr>
                 <w:sz w:val="18"/>
               </w:rPr>
-              <w:t>Established neuroanatomy [6]</w:t>
-            </w:r>
-          </w:p>
-        </w:tc>
-      </w:tr>
-      <w:tr>
-        <w:tc>
-          <w:tcPr>
-            <w:tcW w:type="dxa" w:w="3120"/>
-          </w:tcPr>
-          <w:p>
-            <w:pPr>
-              <w:spacing w:line="240" w:lineRule="auto" w:after="20"/>
-            </w:pPr>
-            <w:r/>
-            <w:r>
-              <w:rPr>
-                <w:sz w:val="18"/>
-              </w:rPr>
-              <w:t>Auditory ERPs to structured sound persist in actively dying patients</w:t>
-            </w:r>
-          </w:p>
-        </w:tc>
-        <w:tc>
-          <w:tcPr>
-            <w:tcW w:type="dxa" w:w="3120"/>
-          </w:tcPr>
-          <w:p>
-            <w:pPr>
-              <w:spacing w:line="240" w:lineRule="auto" w:after="20"/>
-            </w:pPr>
-            <w:r/>
-            <w:r>
-              <w:rPr>
-                <w:sz w:val="18"/>
-              </w:rPr>
-              <w:t>Demonstrated</w:t>
-            </w:r>
-          </w:p>
-        </w:tc>
-        <w:tc>
-          <w:tcPr>
-            <w:tcW w:type="dxa" w:w="3120"/>
-          </w:tcPr>
-          <w:p>
-            <w:pPr>
-              <w:spacing w:line="240" w:lineRule="auto" w:after="20"/>
-            </w:pPr>
-            <w:r/>
-            <w:r>
-              <w:rPr>
-                <w:sz w:val="18"/>
-              </w:rPr>
-              <w:t>Direct measurement in hospice patients [7]</w:t>
+              <w:t>Direct measurement in hospice patients [11]</w:t>
             </w:r>
           </w:p>
         </w:tc>
@@ -732,7 +3443,7 @@
               <w:rPr>
                 <w:sz w:val="18"/>
               </w:rPr>
-              <w:t>N400 in disorders of consciousness [8]</w:t>
+              <w:t>N400 in disorders of consciousness [12]</w:t>
             </w:r>
           </w:p>
         </w:tc>
@@ -821,7 +3532,7 @@
               <w:rPr>
                 <w:sz w:val="18"/>
               </w:rPr>
-              <w:t>Demonstrated</w:t>
+              <w:t>Demonstrated (healthy humans)</w:t>
             </w:r>
           </w:p>
         </w:tc>
@@ -874,7 +3585,7 @@
               <w:rPr>
                 <w:sz w:val="18"/>
               </w:rPr>
-              <w:t>Demonstrated</w:t>
+              <w:t>Analogy only</w:t>
             </w:r>
           </w:p>
         </w:tc>
@@ -891,7 +3602,7 @@
               <w:rPr>
                 <w:sz w:val="18"/>
               </w:rPr>
-              <w:t>ACC dissociation in healthy volunteers [11]</w:t>
+              <w:t>ACC dissociation in healthy volunteers [14]</w:t>
             </w:r>
           </w:p>
         </w:tc>
@@ -927,7 +3638,7 @@
               <w:rPr>
                 <w:sz w:val="18"/>
               </w:rPr>
-              <w:t>Supported</w:t>
+              <w:t>Analogy only</w:t>
             </w:r>
           </w:p>
         </w:tc>
@@ -944,7 +3655,7 @@
               <w:rPr>
                 <w:sz w:val="18"/>
               </w:rPr>
-              <w:t>Randomised evidence in conscious sedation [14]; meta-analysis [12]</w:t>
+              <w:t>Randomised evidence in conscious sedation [16]; meta-analysis [15]</w:t>
             </w:r>
           </w:p>
         </w:tc>
@@ -997,7 +3708,7 @@
               <w:rPr>
                 <w:sz w:val="18"/>
               </w:rPr>
-              <w:t>Mechanistic review [15]</w:t>
+              <w:t>Mechanistic review [17]</w:t>
             </w:r>
           </w:p>
         </w:tc>
@@ -1016,7 +3727,7 @@
               <w:rPr>
                 <w:sz w:val="18"/>
               </w:rPr>
-              <w:t>An arousal-pain loop drives a material share of terminal escalation</w:t>
+              <w:t>An arousal–distress loop drives a material share of terminal escalation</w:t>
             </w:r>
           </w:p>
         </w:tc>
@@ -1069,7 +3780,7 @@
               <w:rPr>
                 <w:sz w:val="18"/>
               </w:rPr>
-              <w:t>Auditory input can damp that loop in dying patients</w:t>
+              <w:t>Structured auditory input alters autonomic state in dying patients</w:t>
             </w:r>
           </w:p>
         </w:tc>
@@ -1086,7 +3797,7 @@
               <w:rPr>
                 <w:sz w:val="18"/>
               </w:rPr>
-              <w:t>Proposed</w:t>
+              <w:t>Untested</w:t>
             </w:r>
           </w:p>
         </w:tc>
@@ -1104,6 +3815,59 @@
                 <w:sz w:val="18"/>
               </w:rPr>
               <w:t>This paper; prediction P3</w:t>
+            </w:r>
+          </w:p>
+        </w:tc>
+      </w:tr>
+      <w:tr>
+        <w:tc>
+          <w:tcPr>
+            <w:tcW w:type="dxa" w:w="3120"/>
+          </w:tcPr>
+          <w:p>
+            <w:pPr>
+              <w:spacing w:line="240" w:lineRule="auto" w:after="20"/>
+            </w:pPr>
+            <w:r/>
+            <w:r>
+              <w:rPr>
+                <w:sz w:val="18"/>
+              </w:rPr>
+              <w:t>That change alters opioid escalation</w:t>
+            </w:r>
+          </w:p>
+        </w:tc>
+        <w:tc>
+          <w:tcPr>
+            <w:tcW w:type="dxa" w:w="3120"/>
+          </w:tcPr>
+          <w:p>
+            <w:pPr>
+              <w:spacing w:line="240" w:lineRule="auto" w:after="20"/>
+            </w:pPr>
+            <w:r/>
+            <w:r>
+              <w:rPr>
+                <w:sz w:val="18"/>
+              </w:rPr>
+              <w:t>Untested</w:t>
+            </w:r>
+          </w:p>
+        </w:tc>
+        <w:tc>
+          <w:tcPr>
+            <w:tcW w:type="dxa" w:w="3120"/>
+          </w:tcPr>
+          <w:p>
+            <w:pPr>
+              <w:spacing w:line="240" w:lineRule="auto" w:after="20"/>
+            </w:pPr>
+            <w:r/>
+            <w:r>
+              <w:rPr>
+                <w:sz w:val="18"/>
+              </w:rPr>
+              <w:t>This paper; prediction P4</w:t>
             </w:r>
           </w:p>
         </w:tc>
@@ -1156,7 +3920,7 @@
               <w:rPr>
                 <w:sz w:val="18"/>
               </w:rPr>
-              <w:t>Section 5; conditional on assumed parameters</w:t>
+              <w:t>Section 5; conditional on illustrative parameters (Tables 1–2)</w:t>
             </w:r>
           </w:p>
         </w:tc>
@@ -1209,7 +3973,7 @@
               <w:rPr>
                 <w:sz w:val="18"/>
               </w:rPr>
-              <w:t>Proposed [4], refuted by the same group [5]</w:t>
+              <w:t>Proposed [5], refuted by the same group [6]</w:t>
             </w:r>
           </w:p>
         </w:tc>
@@ -1223,7 +3987,7 @@
         <w:rPr>
           <w:sz w:val="19"/>
         </w:rPr>
-        <w:t>Table 1. Status of each link in the chain. Rows 4, 9 and 10 are the load bearing untested claims and are the targets of the experimental programme in Section 7.</w:t>
+        <w:t>Table 3. Status of each link in the chain. Rows 5, 10, 11 and 12 are the load-bearing untested claims and are the targets of the experimental programme in Section 7. 'Analogy only' marks evidence from conscious people that the argument does not depend on.</w:t>
       </w:r>
     </w:p>
     <w:p>
@@ -1355,6 +4119,24 @@
     </w:p>
     <w:p>
       <w:pPr>
+        <w:spacing w:line="360" w:lineRule="auto" w:before="100"/>
+      </w:pPr>
+      <w:r>
+        <w:rPr>
+          <w:b/>
+          <w:sz w:val="22"/>
+        </w:rPr>
+        <w:t xml:space="preserve">Feasibility of P3. </w:t>
+      </w:r>
+      <w:r>
+        <w:rPr>
+          <w:sz w:val="22"/>
+        </w:rPr>
+        <w:t>High-frequency heart rate variability is hard to measure in actively dying patients, and a protocol has to plan for that rather than discover it. Atrial fibrillation and frequent ectopy make short-term HRV uninterpretable, so patients in atrial fibrillation are excluded and ectopic beats are corrected or excluded by rules fixed in advance [18]. High-frequency power tracks respiratory sinus arrhythmia, so changes in breathing rate or pattern — including periodic and terminal breathing — move it independently of vagal tone; respiration must be recorded alongside the ECG and high-frequency indices interpreted only when breathing lies within the 0.15–0.40 Hz band [19]. Anticholinergics given for respiratory secretions, and opioids and sedatives themselves, alter cardiac vagal activity, so every dose is time-stamped and blocks adjacent to a bolus are excluded. Signal quality should come from ECG rather than photoplethysmography, at a sampling rate of at least 250 Hz [18], with the proportion of edited beats reported per segment and segments above a preset threshold discarded. Because the autonomic state of a dying patient drifts over hours, the comparison should be within patient: alternating short blocks of structured verbal input and a matched acoustic control, with the change in log high-frequency power or RMSSD as the outcome. The first study should report feasibility itself — the fraction of eligible patients and of recorded blocks that yield analysable data — because if that fraction is small, P3 cannot be tested in this population by this method.</w:t>
+      </w:r>
+    </w:p>
+    <w:p>
+      <w:pPr>
         <w:spacing w:before="280" w:after="80" w:line="360" w:lineRule="auto"/>
       </w:pPr>
       <w:r>
@@ -1464,7 +4246,7 @@
         <w:rPr>
           <w:sz w:val="22"/>
         </w:rPr>
-        <w:t>Music therapy at the end of life has been systematically reviewed, with evidence judged insufficient for confident conclusions [16]. A new adjunct with weaker evidence should not compete for the same resources.</w:t>
+        <w:t>Music therapy at the end of life has been systematically reviewed, with evidence judged insufficient for confident conclusions [20]. A new adjunct with weaker evidence should not compete for the same resources.</w:t>
       </w:r>
     </w:p>
     <w:p>
@@ -1488,7 +4270,7 @@
           <w:i w:val="0"/>
           <w:sz w:val="22"/>
         </w:rPr>
-        <w:t>Soothing speech, familiar voices and music are already part of good hospice practice, and hypnotherapy has been delivered to palliative patients for anxiety [17]. The claim here is narrower than 'sound helps'. It is that a specific, measurable autonomic pathway mediates the effect; that the relevant outcome is the trajectory of opioid requirement rather than a comfort score; and that the mechanism predicts a bounded, quantifiable benefit which can be tested and found absent. Existing practice is compatible with the hypothesis but does not test it, because it has not been paired with autonomic measurement or dose trajectory as endpoints.</w:t>
+        <w:t>Soothing speech, familiar voices and music are already part of good hospice practice, and hypnotherapy has been delivered to palliative patients for anxiety [21]. The claim here is narrower than 'sound helps'. It is that a specific, measurable autonomic pathway mediates the effect; that the relevant outcome is the trajectory of opioid requirement rather than a comfort score; and that the mechanism predicts a bounded, quantifiable benefit which can be tested and found absent. Existing practice is compatible with the hypothesis but does not test it, because it has not been paired with autonomic measurement or dose trajectory as endpoints.</w:t>
       </w:r>
     </w:p>
     <w:p>
@@ -1560,7 +4342,19 @@
           <w:i w:val="0"/>
           <w:sz w:val="22"/>
         </w:rPr>
-        <w:t>Data availability. The model implementation, parameter set and figure generators are openly available at https://github.com/sandlerleon/auditory-cardiac-model and archived at https://doi.org/10.5281/zenodo.22860430. Running escalation_model.py followed by make_figures.py reproduces every number and figure. This manuscript is deposited at https://doi.org/10.5281/zenodo.22860432. Both are concept DOIs and resolve to the current version. No patient data were generated or analysed.</w:t>
+        <w:t>Data availability. The model implementation, parameter set and figure generators are openly available at https://github.com/sandlerleon/auditory-cardiac-model and archived at https://doi.org/10.5281/zenodo.22860430. Running escalation_model.py followed by make_figures.py reproduces every number and figure. This manuscript is deposited at https://doi.org/10.5281/zenodo.22860432. Both are concept DOIs and resolve to the current version. The equations, initial conditions and parameter values needed to reproduce the model without the code are given in Section 5 and Tables 1–2. No patient data were generated or analysed.</w:t>
+      </w:r>
+    </w:p>
+    <w:p>
+      <w:pPr>
+        <w:spacing w:before="280" w:after="80" w:line="360" w:lineRule="auto"/>
+      </w:pPr>
+      <w:r>
+        <w:rPr>
+          <w:b/>
+          <w:sz w:val="22"/>
+        </w:rPr>
+        <w:t>Declaration of generative AI and AI-assisted technologies in the manuscript preparation process</w:t>
       </w:r>
     </w:p>
     <w:p>
@@ -1572,7 +4366,7 @@
           <w:i w:val="0"/>
           <w:sz w:val="22"/>
         </w:rPr>
-        <w:t>Use of generative artificial intelligence. During the preparation of this work the author used Claude (Anthropic) to assist with literature synthesis, model implementation and drafting. The author reviewed and edited all content, verified every cited reference against Crossref, and takes full responsibility for the publication. No generative AI tool is listed as an author and none was used to produce or alter data.</w:t>
+        <w:t>During the preparation of this work the author used Claude (Anthropic) in order to assist with literature synthesis, implementation of the illustrative model, and drafting and editing of the text. After using this tool, the author reviewed and edited the content as needed, verified every cited reference against its source, and takes full responsibility for the content of the published article. No generative AI tool is listed as an author, and none was used to produce or alter data.</w:t>
       </w:r>
     </w:p>
     <w:p>
@@ -1596,7 +4390,7 @@
         <w:rPr>
           <w:sz w:val="19"/>
         </w:rPr>
-        <w:t>[1] Hodgkinson S, Ruegger J, Field-Smith A, Latchem S, Ahmedzai SH. Care of dying adults in the last days of life. Clinical Medicine 2016;16:254-258. https://doi.org/10.7861/clinmedicine.16-3-254</w:t>
+        <w:t>[1] National Institute for Health and Care Excellence. Care of dying adults in the last days of life. NICE guideline NG31. London: NICE; 2015. https://www.nice.org.uk/guidance/ng31</w:t>
       </w:r>
     </w:p>
     <w:p>
@@ -1608,7 +4402,7 @@
         <w:rPr>
           <w:sz w:val="19"/>
         </w:rPr>
-        <w:t>[2] Barnes H, McDonald J, Smallwood N, Manser R. Opioids for the palliation of refractory breathlessness in adults with advanced disease and terminal illness. Cochrane Database of Systematic Reviews 2016;2019. https://doi.org/10.1002/14651858.cd011008.pub2</w:t>
+        <w:t>[2] Hodgkinson S, Ruegger J, Field-Smith A, Latchem S, Ahmedzai SH. Care of dying adults in the last days of life. Clinical Medicine 2016;16:254-258. https://doi.org/10.7861/clinmedicine.16-3-254</w:t>
       </w:r>
     </w:p>
     <w:p>
@@ -1620,7 +4414,7 @@
         <w:rPr>
           <w:sz w:val="19"/>
         </w:rPr>
-        <w:t>[3] Le Bihan A, Bridge S, Hedges V. Opioid-induced neurotoxicity in palliative medicine: a rapid review. BMJ Supportive &amp;amp; Palliative Care 2026;:spcare-2025-006002. https://doi.org/10.1136/spcare-2025-006002</w:t>
+        <w:t>[3] Barnes H, McDonald J, Smallwood N, Manser R. Opioids for the palliation of refractory breathlessness in adults with advanced disease and terminal illness. Cochrane Database of Systematic Reviews 2016;(3):CD011008. https://doi.org/10.1002/14651858.cd011008.pub2</w:t>
       </w:r>
     </w:p>
     <w:p>
@@ -1632,7 +4426,7 @@
         <w:rPr>
           <w:sz w:val="19"/>
         </w:rPr>
-        <w:t>[4] Smith M. Neuroexcitatory Effects Of Morphine And Hydromorphone: Evidence Implicating The 3‐Glucuronide Metabolites. Clinical and Experimental Pharmacology and Physiology 2000;27:524-528. https://doi.org/10.1046/j.1440-1681.2000.03290.x</w:t>
+        <w:t>[4] Le Bihan A, Bridge S, Hedges V. Opioid-induced neurotoxicity in palliative medicine: a rapid review. BMJ Supportive &amp; Palliative Care 2026. Published online; article spcare-2025-006002. https://doi.org/10.1136/spcare-2025-006002</w:t>
       </w:r>
     </w:p>
     <w:p>
@@ -1644,7 +4438,7 @@
         <w:rPr>
           <w:sz w:val="19"/>
         </w:rPr>
-        <w:t>[5] Hemstapat K, Smith SA, Monteith GR, Smith MT. The Neuroexcitatory Morphine Metabolite, Morphine‐3‐glucuronide (M3G), is not Neurotoxic in Primary Cultures of either Hippocampal or Cerebellar Granule Neurones. Pharmacology &amp;amp; Toxicology 2003;93:197-200. https://doi.org/10.1034/j.1600-0773.2003.930408.x</w:t>
+        <w:t>[5] Smith M. Neuroexcitatory Effects Of Morphine And Hydromorphone: Evidence Implicating The 3‐Glucuronide Metabolites. Clinical and Experimental Pharmacology and Physiology 2000;27:524-528. https://doi.org/10.1046/j.1440-1681.2000.03290.x</w:t>
       </w:r>
     </w:p>
     <w:p>
@@ -1656,7 +4450,7 @@
         <w:rPr>
           <w:sz w:val="19"/>
         </w:rPr>
-        <w:t>[6] Kraus N, Chandrasekaran B. Music training for the development of auditory skills. Nature Reviews Neuroscience 2010;11:599-605. https://doi.org/10.1038/nrn2882</w:t>
+        <w:t>[6] Hemstapat K, Smith SA, Monteith GR, Smith MT. The Neuroexcitatory Morphine Metabolite, Morphine‐3‐glucuronide (M3G), is not Neurotoxic in Primary Cultures of either Hippocampal or Cerebellar Granule Neurones. Pharmacology &amp; Toxicology 2003;93:197-200. https://doi.org/10.1034/j.1600-0773.2003.930408.x</w:t>
       </w:r>
     </w:p>
     <w:p>
@@ -1668,7 +4462,7 @@
         <w:rPr>
           <w:sz w:val="19"/>
         </w:rPr>
-        <w:t>[7] Blundon EG, Gallagher RE, Ward LM. Electrophysiological evidence of preserved hearing at the end of life. Scientific Reports 2020;10. https://doi.org/10.1038/s41598-020-67234-9</w:t>
+        <w:t>[7] Koelsch S. Brain correlates of music-evoked emotions. Nature Reviews Neuroscience 2014;15:170-180. https://doi.org/10.1038/nrn3666</w:t>
       </w:r>
     </w:p>
     <w:p>
@@ -1680,7 +4474,7 @@
         <w:rPr>
           <w:sz w:val="19"/>
         </w:rPr>
-        <w:t>[8] Steppacher I, Eickhoff S, Jordanov T, Kaps M, Witzke W, Kissler J. N400 predicts recovery from disorders of consciousness. Annals of Neurology 2013;73:594-602. https://doi.org/10.1002/ana.23835</w:t>
+        <w:t>[8] Benarroch EE. The Central Autonomic Network: Functional Organization, Dysfunction, and Perspective. Mayo Clinic Proceedings 1993;68:988-1001. https://doi.org/10.1016/s0025-6196(12)62272-1</w:t>
       </w:r>
     </w:p>
     <w:p>
@@ -1692,7 +4486,7 @@
         <w:rPr>
           <w:sz w:val="19"/>
         </w:rPr>
-        <w:t>[9] Thayer JF, Lane RD. Claude Bernard and the heart–brain connection: Further elaboration of a model of neurovisceral integration. Neuroscience &amp;amp; Biobehavioral Reviews 2009;33:81-88. https://doi.org/10.1016/j.neubiorev.2008.08.004</w:t>
+        <w:t>[9] Thayer JF, Lane RD. Claude Bernard and the heart–brain connection: Further elaboration of a model of neurovisceral integration. Neuroscience &amp; Biobehavioral Reviews 2009;33:81-88. https://doi.org/10.1016/j.neubiorev.2008.08.004</w:t>
       </w:r>
     </w:p>
     <w:p>
@@ -1704,7 +4498,7 @@
         <w:rPr>
           <w:sz w:val="19"/>
         </w:rPr>
-        <w:t>[10] Critchley HD, Wiens S, Rotshtein P, Öhman A, Dolan RJ. Neural systems supporting interoceptive awareness. Nature Neuroscience 2004;7:189-195. https://doi.org/10.1038/nn1176</w:t>
+        <w:t>[10] LeDoux JE. Emotion Circuits in the Brain. Annual Review of Neuroscience 2000;23:155-184. https://doi.org/10.1146/annurev.neuro.23.1.155</w:t>
       </w:r>
     </w:p>
     <w:p>
@@ -1716,7 +4510,7 @@
         <w:rPr>
           <w:sz w:val="19"/>
         </w:rPr>
-        <w:t>[11] Rainville P, Duncan GH, Price DD, Carrier B, Bushnell MC. Pain Affect Encoded in Human Anterior Cingulate But Not Somatosensory Cortex. Science 1997;277:968-971. https://doi.org/10.1126/science.277.5328.968</w:t>
+        <w:t>[11] Blundon EG, Gallagher RE, Ward LM. Electrophysiological evidence of preserved hearing at the end of life. Scientific Reports 2020;10:10336. https://doi.org/10.1038/s41598-020-67234-9</w:t>
       </w:r>
     </w:p>
     <w:p>
@@ -1728,7 +4522,7 @@
         <w:rPr>
           <w:sz w:val="19"/>
         </w:rPr>
-        <w:t>[12] Montgomery GH, Duhamel KN, Redd WH. A meta-analysis of hypnotically induced analgesia: How effective is hypnosis?. International Journal of Clinical and Experimental Hypnosis 2000;48:138-153. https://doi.org/10.1080/00207140008410045</w:t>
+        <w:t>[12] Steppacher I, Eickhoff S, Jordanov T, Kaps M, Witzke W, Kissler J. N400 predicts recovery from disorders of consciousness. Annals of Neurology 2013;73:594-602. https://doi.org/10.1002/ana.23835</w:t>
       </w:r>
     </w:p>
     <w:p>
@@ -1740,7 +4534,7 @@
         <w:rPr>
           <w:sz w:val="19"/>
         </w:rPr>
-        <w:t>[13] Jensen MP, Patterson DR. Hypnotic approaches for chronic pain management: Clinical implications of recent research findings.. American Psychologist 2014;69:167-177. https://doi.org/10.1037/a0035644</w:t>
+        <w:t>[13] Critchley HD, Wiens S, Rotshtein P, Öhman A, Dolan RJ. Neural systems supporting interoceptive awareness. Nature Neuroscience 2004;7:189-195. https://doi.org/10.1038/nn1176</w:t>
       </w:r>
     </w:p>
     <w:p>
@@ -1752,7 +4546,7 @@
         <w:rPr>
           <w:sz w:val="19"/>
         </w:rPr>
-        <w:t>[14] Faymonville EM, Mambourg HP, Joris J, Vrijens B, Fissette J, Albert A, et al.. Psychological approaches during conscious sedation. Hypnosis versus stress reducing strategies: a prospective randomized study. Pain 1997;73:361-367. https://doi.org/10.1016/s0304-3959(97)00122-x</w:t>
+        <w:t>[14] Rainville P, Duncan GH, Price DD, Carrier B, Bushnell MC. Pain Affect Encoded in Human Anterior Cingulate But Not Somatosensory Cortex. Science 1997;277:968-971. https://doi.org/10.1126/science.277.5328.968</w:t>
       </w:r>
     </w:p>
     <w:p>
@@ -1764,7 +4558,7 @@
         <w:rPr>
           <w:sz w:val="19"/>
         </w:rPr>
-        <w:t>[15] Woolf CJ. Central sensitization: Implications for the diagnosis and treatment of pain. Pain 2011;152:S2-S15. https://doi.org/10.1016/j.pain.2010.09.030</w:t>
+        <w:t>[15] Montgomery GH, Duhamel KN, Redd WH. A meta-analysis of hypnotically induced analgesia: How effective is hypnosis? International Journal of Clinical and Experimental Hypnosis 2000;48:138-153. https://doi.org/10.1080/00207140008410045</w:t>
       </w:r>
     </w:p>
     <w:p>
@@ -1776,7 +4570,7 @@
         <w:rPr>
           <w:sz w:val="19"/>
         </w:rPr>
-        <w:t>[16] Bradt J, Dileo C. Music therapy for end-of-life care. Cochrane Database of Systematic Reviews 2014;2019. https://doi.org/10.1002/14651858.cd007169.pub3</w:t>
+        <w:t>[16] Faymonville EM, Mambourg HP, Joris J, Vrijens B, Fissette J, Albert A, et al. Psychological approaches during conscious sedation. Hypnosis versus stress reducing strategies: a prospective randomized study. Pain 1997;73:361-367. https://doi.org/10.1016/s0304-3959(97)00122-x</w:t>
       </w:r>
     </w:p>
     <w:p>
@@ -1788,7 +4582,55 @@
         <w:rPr>
           <w:sz w:val="19"/>
         </w:rPr>
-        <w:t>[17] Plaskota M, Lucas C, Evans R, Pizzoferro K, Saini T, Cook K. A hypnotherapy intervention for the treatment of anxiety in patients with cancer receiving palliative care. International Journal of Palliative Nursing 2012;18:69-75. https://doi.org/10.12968/ijpn.2012.18.2.69</w:t>
+        <w:t>[17] Woolf CJ. Central sensitization: Implications for the diagnosis and treatment of pain. Pain 2011;152:S2-S15. https://doi.org/10.1016/j.pain.2010.09.030</w:t>
+      </w:r>
+    </w:p>
+    <w:p>
+      <w:pPr>
+        <w:spacing w:line="360" w:lineRule="auto" w:after="60"/>
+        <w:ind w:left="504" w:hanging="504"/>
+      </w:pPr>
+      <w:r>
+        <w:rPr>
+          <w:sz w:val="19"/>
+        </w:rPr>
+        <w:t>[18] Task Force of the European Society of Cardiology and the North American Society of Pacing and Electrophysiology. Heart rate variability: standards of measurement, physiological interpretation and clinical use. Circulation 1996;93:1043-1065. https://doi.org/10.1161/01.cir.93.5.1043</w:t>
+      </w:r>
+    </w:p>
+    <w:p>
+      <w:pPr>
+        <w:spacing w:line="360" w:lineRule="auto" w:after="60"/>
+        <w:ind w:left="504" w:hanging="504"/>
+      </w:pPr>
+      <w:r>
+        <w:rPr>
+          <w:sz w:val="19"/>
+        </w:rPr>
+        <w:t>[19] Laborde S, Mosley E, Thayer JF. Heart Rate Variability and Cardiac Vagal Tone in Psychophysiological Research – Recommendations for Experiment Planning, Data Analysis, and Data Reporting. Frontiers in Psychology 2017;8:213. https://doi.org/10.3389/fpsyg.2017.00213</w:t>
+      </w:r>
+    </w:p>
+    <w:p>
+      <w:pPr>
+        <w:spacing w:line="360" w:lineRule="auto" w:after="60"/>
+        <w:ind w:left="504" w:hanging="504"/>
+      </w:pPr>
+      <w:r>
+        <w:rPr>
+          <w:sz w:val="19"/>
+        </w:rPr>
+        <w:t>[20] Bradt J, Dileo C. Music therapy for end-of-life care. Cochrane Database of Systematic Reviews 2014;(3):CD007169. https://doi.org/10.1002/14651858.cd007169.pub3</w:t>
+      </w:r>
+    </w:p>
+    <w:p>
+      <w:pPr>
+        <w:spacing w:line="360" w:lineRule="auto" w:after="60"/>
+        <w:ind w:left="504" w:hanging="504"/>
+      </w:pPr>
+      <w:r>
+        <w:rPr>
+          <w:sz w:val="19"/>
+        </w:rPr>
+        <w:t>[21] Plaskota M, Lucas C, Evans R, Pizzoferro K, Saini T, Cook K. A hypnotherapy intervention for the treatment of anxiety in patients with cancer receiving palliative care. International Journal of Palliative Nursing 2012;18:69-75. https://doi.org/10.12968/ijpn.2012.18.2.69</w:t>
       </w:r>
     </w:p>
     <w:sectPr>

--- a/manuscript/Auditory_Cardiac_Channel_MedicalHypotheses.docx
+++ b/manuscript/Auditory_Cardiac_Channel_MedicalHypotheses.docx
@@ -3142,7 +3142,7 @@
           <w:i w:val="0"/>
           <w:sz w:val="22"/>
         </w:rPr>
-        <w:t>That the modelled benefit is bounded is not a weakness of the proposal but the most useful thing the model says. An intervention that postpones the neurotoxic threshold by hours is worth having if those hours are lucid and the patient's family is present. An intervention sold as a way to avoid opioid escalation would be both wrong and dangerous.</w:t>
+        <w:t>That the modelled benefit is bounded is not a weakness of the proposal but the most useful thing the model says. An intervention that postpones the point of accumulation-driven agitation by hours is worth having if those hours are lucid and the patient's family is present. An intervention sold as a way to avoid opioid escalation would be both wrong and dangerous.</w:t>
       </w:r>
     </w:p>
     <w:p>

--- a/manuscript/Auditory_Cardiac_Channel_MedicalHypotheses.docx
+++ b/manuscript/Auditory_Cardiac_Channel_MedicalHypotheses.docx
@@ -71,7 +71,7 @@
           <w:i w:val="0"/>
           <w:sz w:val="22"/>
         </w:rPr>
-        <w:t>In the last days of life, opioid infusion is commonly titrated against observed signs of distress, but these signs may reflect nociception, autonomic arousal, delirium, or opioid-related neurotoxicity. Where clearance of active metabolites declines, escalation and accumulation can interact: accumulation may produce agitation, agitation may be read as pain, and perceived pain may prompt further escalation. We propose that part of this escalation is driven not by nociception but by a self-reinforcing loop between autonomic arousal and perceived distress, and that the loop may be accessible through hearing. We separate what is established (auditory information reaches brainstem structures without requiring cortical processing; autonomic regulation involves brainstem, limbic and cortical structures; tone-evoked auditory potentials persist in actively dying patients) from what is hypothesised (that residual auditory processing can be used to lower autonomic arousal in dying patients) and from what is untested (whether this changes opioid requirement). A minimal, fully specified model of the loop, with illustrative parameters and a sensitivity analysis, indicates that damping arousal postpones rather than prevents metabolite accumulation, with a benefit bounded at about a day in the base case. We give five falsifiable predictions, a feasibility protocol for heart rate variability measurement in dying patients, and the conditions under which the proposal would cause harm. No patient data were collected, and nothing here is a treatment recommendation or a reason to withhold or delay analgesia.</w:t>
+        <w:t>In the last days of life, opioid infusion is commonly titrated against observed signs of distress, but these signs may reflect nociception, autonomic arousal, delirium, or opioid-related neurotoxicity. Where clearance of active metabolites declines, escalation and accumulation can interact: accumulation may produce agitation, agitation may be read as pain, and perceived pain may prompt further escalation. We propose that part of this escalation is driven not by nociception but by a self-reinforcing loop between autonomic arousal and perceived distress, and that the loop may be accessible through hearing. We separate what is established (auditory information is processed in brainstem circuits before it reaches cortex; autonomic regulation involves brainstem, limbic and cortical structures; tone-evoked auditory potentials persist in actively dying patients) from what is hypothesised (that residual auditory processing can be used to lower autonomic arousal in dying patients) and from what is untested (whether this changes opioid requirement). A minimal, fully specified model of the loop, with illustrative parameters and a sensitivity analysis, indicates that damping arousal postpones rather than prevents metabolite accumulation, with a benefit bounded at about a day in the base case. We give five falsifiable predictions, a feasibility protocol for heart rate variability measurement in dying patients, and the conditions under which the proposal would cause harm. No patient data were collected, and nothing here is a treatment recommendation or a reason to withhold or delay analgesia.</w:t>
       </w:r>
     </w:p>
     <w:p>
@@ -216,7 +216,7 @@
         <w:rPr>
           <w:sz w:val="22"/>
         </w:rPr>
-        <w:t>auditory information reaches brainstem structures without requiring cortical processing [7].</w:t>
+        <w:t>auditory information is processed in brainstem circuits before it reaches cortex, and some of those circuits drive fast responses, such as the acoustic startle, without cortical involvement [7].</w:t>
       </w:r>
     </w:p>
     <w:p>
@@ -310,7 +310,7 @@
           <w:i w:val="0"/>
           <w:sz w:val="22"/>
         </w:rPr>
-        <w:t>Acoustic signals reach the brainstem through the cochlear nuclei, superior olivary complex and inferior colliculus before thalamocortical routing, and some acoustic features elicit brainstem-level reflexive and autonomic responses without requiring cortical processing [7]. In animal studies, a direct projection from the auditory thalamus to the amygdala supports conditioned autonomic responses to sound without passing through auditory cortex [10]. Whether any such route remains functional, or usable, in actively dying patients is not known.</w:t>
+        <w:t>Acoustic signals reach the brainstem through the cochlear nuclei, superior olivary complex and inferior colliculus before thalamocortical routing, and some brainstem auditory circuits act without cortical involvement: the acoustic startle response is mediated by a circuit in the lower brainstem [7]. In animal studies of fear conditioning, the amygdala receives auditory input directly from the auditory thalamus as well as from auditory cortex, and conditioned fear responses to simple tones can be acquired through the thalamic route [10]. In healthy people, functional neuroimaging shows that music modulates activity in structures involved in autonomic regulation, including the amygdala, hypothalamus, insula and cingulate cortex [11]. Whether any of these routes remains functional, or usable, in actively dying patients is not known.</w:t>
       </w:r>
     </w:p>
     <w:p>
@@ -342,7 +342,7 @@
         <w:rPr>
           <w:sz w:val="22"/>
         </w:rPr>
-        <w:t>Auditory event-related potentials to tone sequences persist in actively dying hospice patients, in some cases within hours of death, and resemble those of healthy controls [11]. This establishes that the auditory system is still processing structured acoustic input at the end of life. It does not establish that words are being understood.</w:t>
+        <w:t>Auditory event-related potentials to tone sequences persist in actively dying hospice patients, in some cases within hours of death, and resemble those of healthy controls [12]. This establishes that the auditory system is still processing structured acoustic input at the end of life. It does not establish that words are being understood.</w:t>
       </w:r>
     </w:p>
     <w:p>
@@ -361,7 +361,7 @@
         <w:rPr>
           <w:sz w:val="22"/>
         </w:rPr>
-        <w:t>The N400, an index of semantic mismatch, has been recorded in patients with disorders of consciousness, where its presence predicts later recovery [12]. This establishes that automatic semantic processing can survive profound unresponsiveness. It was not measured in dying patients, and its absence in many such patients is precisely what makes it prognostic.</w:t>
+        <w:t>The N400, an index of semantic mismatch, has been recorded in patients with disorders of consciousness, where its presence predicts later recovery [13]. This establishes that automatic semantic processing can survive profound unresponsiveness. It was not measured in dying patients, and its absence in many such patients is precisely what makes it prognostic.</w:t>
       </w:r>
     </w:p>
     <w:p>
@@ -398,7 +398,7 @@
           <w:i w:val="0"/>
           <w:sz w:val="22"/>
         </w:rPr>
-        <w:t>The route from processed sound to cardiac output runs through the central autonomic network, a set of brainstem, hypothalamic, limbic and cortical structures that regulate autonomic outflow [8]. Under the neurovisceral integration account, prefrontal and limbic structures exert inhibitory control over sympathoexcitatory circuits, with vagally mediated heart rate variability as the accessible index of that control [9]. Afferent traffic from baroreceptors returns through the nucleus tractus solitarius to the insular cortex, which supports interoceptive representation of bodily state [13]. In healthy people the loop is bidirectional: cardiac state is an input to affective state as well as an output of it. None of these links has been examined in actively dying patients.</w:t>
+        <w:t>The route from processed sound to cardiac output runs through the central autonomic network, a set of brainstem, hypothalamic, limbic and cortical structures that regulate autonomic outflow [8]. Under the neurovisceral integration account, prefrontal and limbic structures exert inhibitory control over sympathoexcitatory circuits, with vagally mediated heart rate variability as the accessible index of that control [9]. Afferent traffic from baroreceptors returns through the nucleus tractus solitarius to the insular cortex, which supports interoceptive representation of bodily state [14]. In healthy people the loop is bidirectional: cardiac state is an input to affective state as well as an output of it. None of these links has been examined in actively dying patients.</w:t>
       </w:r>
     </w:p>
     <w:p>
@@ -411,7 +411,7 @@
           <w:i w:val="0"/>
           <w:sz w:val="22"/>
         </w:rPr>
-        <w:t>Hypnosis offers a supporting analogy rather than direct evidence. In healthy volunteers, suggestion directed at unpleasantness rather than intensity altered anterior cingulate activity without corresponding change in primary somatosensory cortex [14], showing that the affective component of pain can be moved while the sensory component is left intact, and meta-analysis supports an analgesic effect of hypnotic procedures [15]. These findings come from conscious, responsive people and are not evidence that the same effect occurs in dying patients. The argument does not depend on them; the chain it does depend on is auditory processing → autonomic state → distress → opioid titration → metabolite accumulation.</w:t>
+        <w:t>Hypnosis offers a supporting analogy rather than direct evidence. In healthy volunteers, suggestion directed at unpleasantness rather than intensity altered anterior cingulate activity without corresponding change in primary somatosensory cortex [15], showing that the affective component of pain can be moved while the sensory component is left intact, and meta-analysis supports an analgesic effect of hypnotic procedures [16]. These findings come from conscious, responsive people and are not evidence that the same effect occurs in dying patients. The argument does not depend on them; the chain it does depend on is auditory processing → autonomic state → distress → opioid titration → metabolite accumulation.</w:t>
       </w:r>
     </w:p>
     <w:p>
@@ -461,7 +461,7 @@
         <w:rPr>
           <w:sz w:val="19"/>
         </w:rPr>
-        <w:t>Figure 1. The proposed auditory–cardiac pathway. Grey boxes are established anatomy. Green marks the only step measured in dying patients: tone-evoked auditory event-related potentials [11]; semantic processing has not been measured in this population. Orange dashed boxes and arrows are proposed links that are untested in dying patients; the subcortical route to the amygdala is described in animal studies [10]. Blue marks the proposed intervention and the proposed readout. The red dashed limb is the proposed feedback from interoceptive state to threat appraisal. Anatomical connection is not evidence of a therapeutic effect.</w:t>
+        <w:t>Figure 1. The proposed auditory–cardiac pathway. Grey boxes are established anatomy. Green marks the only step measured in dying patients: tone-evoked auditory event-related potentials [12]; semantic processing has not been measured in this population. Orange dashed boxes and arrows are proposed links that are untested in dying patients; the subcortical route to the amygdala is described in animal studies [10]. Blue marks the proposed intervention and the proposed readout. The red dashed limb is the proposed feedback from interoceptive state to threat appraisal. Anatomical connection is not evidence of a therapeutic effect.</w:t>
       </w:r>
     </w:p>
     <w:p>
@@ -3142,7 +3142,7 @@
           <w:i w:val="0"/>
           <w:sz w:val="22"/>
         </w:rPr>
-        <w:t>That the modelled benefit is bounded is not a weakness of the proposal but the most useful thing the model says. An intervention that postpones the point of accumulation-driven agitation by hours is worth having if those hours are lucid and the patient's family is present. An intervention sold as a way to avoid opioid escalation would be both wrong and dangerous.</w:t>
+        <w:t>That the modelled benefit is bounded is not a weakness of the proposal but the most useful thing the model says. If an intervention were shown to postpone accumulation-driven agitation without compromising comfort, the resulting interval could be clinically meaningful, particularly if responsiveness were preserved. An intervention sold as a way to avoid opioid escalation would be both wrong and dangerous.</w:t>
       </w:r>
     </w:p>
     <w:p>
@@ -3250,7 +3250,7 @@
               <w:rPr>
                 <w:sz w:val="18"/>
               </w:rPr>
-              <w:t>Auditory information reaches brainstem structures and can evoke autonomic responses without requiring cortical processing</w:t>
+              <w:t>Brainstem auditory circuits can drive responses without cortical involvement</w:t>
             </w:r>
           </w:p>
         </w:tc>
@@ -3267,7 +3267,7 @@
               <w:rPr>
                 <w:sz w:val="18"/>
               </w:rPr>
-              <w:t>Demonstrated (healthy humans)</w:t>
+              <w:t>Demonstrated</w:t>
             </w:r>
           </w:p>
         </w:tc>
@@ -3284,7 +3284,7 @@
               <w:rPr>
                 <w:sz w:val="18"/>
               </w:rPr>
-              <w:t>Review of brainstem and limbic responses to sound [7]</w:t>
+              <w:t>Acoustic startle circuit in the lower brainstem [7]</w:t>
             </w:r>
           </w:p>
         </w:tc>
@@ -3303,7 +3303,7 @@
               <w:rPr>
                 <w:sz w:val="18"/>
               </w:rPr>
-              <w:t>A direct auditory thalamus → amygdala route supports autonomic responses to sound</w:t>
+              <w:t>A direct auditory thalamus → amygdala route supports conditioned fear responses to tones</w:t>
             </w:r>
           </w:p>
         </w:tc>
@@ -3356,6 +3356,59 @@
               <w:rPr>
                 <w:sz w:val="18"/>
               </w:rPr>
+              <w:t>Sound modulates activity in limbic structures involved in autonomic regulation</w:t>
+            </w:r>
+          </w:p>
+        </w:tc>
+        <w:tc>
+          <w:tcPr>
+            <w:tcW w:type="dxa" w:w="3120"/>
+          </w:tcPr>
+          <w:p>
+            <w:pPr>
+              <w:spacing w:line="240" w:lineRule="auto" w:after="20"/>
+            </w:pPr>
+            <w:r/>
+            <w:r>
+              <w:rPr>
+                <w:sz w:val="18"/>
+              </w:rPr>
+              <w:t>Demonstrated (healthy humans)</w:t>
+            </w:r>
+          </w:p>
+        </w:tc>
+        <w:tc>
+          <w:tcPr>
+            <w:tcW w:type="dxa" w:w="3120"/>
+          </w:tcPr>
+          <w:p>
+            <w:pPr>
+              <w:spacing w:line="240" w:lineRule="auto" w:after="20"/>
+            </w:pPr>
+            <w:r/>
+            <w:r>
+              <w:rPr>
+                <w:sz w:val="18"/>
+              </w:rPr>
+              <w:t>Functional neuroimaging of music-evoked emotion [11]</w:t>
+            </w:r>
+          </w:p>
+        </w:tc>
+      </w:tr>
+      <w:tr>
+        <w:tc>
+          <w:tcPr>
+            <w:tcW w:type="dxa" w:w="3120"/>
+          </w:tcPr>
+          <w:p>
+            <w:pPr>
+              <w:spacing w:line="240" w:lineRule="auto" w:after="20"/>
+            </w:pPr>
+            <w:r/>
+            <w:r>
+              <w:rPr>
+                <w:sz w:val="18"/>
+              </w:rPr>
               <w:t>Auditory ERPs to structured tone sequences persist in actively dying patients</w:t>
             </w:r>
           </w:p>
@@ -3390,7 +3443,7 @@
               <w:rPr>
                 <w:sz w:val="18"/>
               </w:rPr>
-              <w:t>Direct measurement in hospice patients [11]</w:t>
+              <w:t>Direct measurement in hospice patients [12]</w:t>
             </w:r>
           </w:p>
         </w:tc>
@@ -3443,7 +3496,7 @@
               <w:rPr>
                 <w:sz w:val="18"/>
               </w:rPr>
-              <w:t>N400 in disorders of consciousness [12]</w:t>
+              <w:t>N400 in disorders of consciousness [13]</w:t>
             </w:r>
           </w:p>
         </w:tc>
@@ -3602,7 +3655,7 @@
               <w:rPr>
                 <w:sz w:val="18"/>
               </w:rPr>
-              <w:t>ACC dissociation in healthy volunteers [14]</w:t>
+              <w:t>ACC dissociation in healthy volunteers [15]</w:t>
             </w:r>
           </w:p>
         </w:tc>
@@ -3655,7 +3708,7 @@
               <w:rPr>
                 <w:sz w:val="18"/>
               </w:rPr>
-              <w:t>Randomised evidence in conscious sedation [16]; meta-analysis [15]</w:t>
+              <w:t>Randomised evidence in conscious sedation [17]; meta-analysis [16]</w:t>
             </w:r>
           </w:p>
         </w:tc>
@@ -3674,7 +3727,7 @@
               <w:rPr>
                 <w:sz w:val="18"/>
               </w:rPr>
-              <w:t>Arousal amplifies perceived pain via central sensitisation</w:t>
+              <w:t>Central mechanisms can amplify pain beyond the peripheral input (central sensitisation)</w:t>
             </w:r>
           </w:p>
         </w:tc>
@@ -3691,7 +3744,7 @@
               <w:rPr>
                 <w:sz w:val="18"/>
               </w:rPr>
-              <w:t>Supported</w:t>
+              <w:t>Demonstrated (other populations)</w:t>
             </w:r>
           </w:p>
         </w:tc>
@@ -3708,7 +3761,7 @@
               <w:rPr>
                 <w:sz w:val="18"/>
               </w:rPr>
-              <w:t>Mechanistic review [17]</w:t>
+              <w:t>Mechanistic review [18]; a contribution from arousal is part of this proposal, not of the review</w:t>
             </w:r>
           </w:p>
         </w:tc>
@@ -3987,7 +4040,7 @@
         <w:rPr>
           <w:sz w:val="19"/>
         </w:rPr>
-        <w:t>Table 3. Status of each link in the chain. Rows 5, 10, 11 and 12 are the load-bearing untested claims and are the targets of the experimental programme in Section 7. 'Analogy only' marks evidence from conscious people that the argument does not depend on.</w:t>
+        <w:t>Table 3. Status of each link in the chain. Rows 6, 11, 12 and 13 are the load-bearing untested claims and are the targets of the experimental programme in Section 7. 'Analogy only' marks evidence from conscious people that the argument does not depend on.</w:t>
       </w:r>
     </w:p>
     <w:p>
@@ -4114,7 +4167,7 @@
           <w:i w:val="0"/>
           <w:sz w:val="22"/>
         </w:rPr>
-        <w:t>P3 is the decisive early test. It is non-invasive, requires no protocol deviation, and would be informative whichever way it resolved.</w:t>
+        <w:t>P3 is the most direct early test of the proposed auditory–autonomic link. It does not test the rest of the chain to opioid escalation, which P2 and P4 address, but it is non-invasive, requires no protocol deviation, and would be informative whichever way it resolved.</w:t>
       </w:r>
     </w:p>
     <w:p>
@@ -4132,7 +4185,7 @@
         <w:rPr>
           <w:sz w:val="22"/>
         </w:rPr>
-        <w:t>High-frequency heart rate variability is hard to measure in actively dying patients, and a protocol has to plan for that rather than discover it. Atrial fibrillation and frequent ectopy make short-term HRV uninterpretable, so patients in atrial fibrillation are excluded and ectopic beats are corrected or excluded by rules fixed in advance [18]. High-frequency power tracks respiratory sinus arrhythmia, so changes in breathing rate or pattern — including periodic and terminal breathing — move it independently of vagal tone; respiration must be recorded alongside the ECG and high-frequency indices interpreted only when breathing lies within the 0.15–0.40 Hz band [19]. Anticholinergics given for respiratory secretions, and opioids and sedatives themselves, alter cardiac vagal activity, so every dose is time-stamped and blocks adjacent to a bolus are excluded. Signal quality should come from ECG rather than photoplethysmography, at a sampling rate of at least 250 Hz [18], with the proportion of edited beats reported per segment and segments above a preset threshold discarded. Because the autonomic state of a dying patient drifts over hours, the comparison should be within patient: alternating short blocks of structured verbal input and a matched acoustic control, with the change in log high-frequency power or RMSSD as the outcome. The first study should report feasibility itself — the fraction of eligible patients and of recorded blocks that yield analysable data — because if that fraction is small, P3 cannot be tested in this population by this method.</w:t>
+        <w:t>High-frequency heart rate variability is hard to measure in actively dying patients, and a protocol has to plan for that rather than discover it. Atrial fibrillation and frequent ectopy make short-term HRV uninterpretable, so patients in atrial fibrillation are excluded and ectopic beats are corrected or excluded by rules fixed in advance [19]. High-frequency power tracks respiratory sinus arrhythmia, so changes in breathing rate or pattern — including periodic and terminal breathing — move it independently of vagal tone; respiration must be recorded alongside the ECG and high-frequency indices interpreted only when breathing lies within the 0.15–0.40 Hz band [20]. Anticholinergics given for respiratory secretions, and opioids and sedatives themselves, alter cardiac vagal activity, so every dose is time-stamped and blocks adjacent to a bolus are excluded. Signal quality should come from ECG rather than photoplethysmography, at a sampling rate of at least 250 Hz [19], with the proportion of edited beats reported per segment and segments above a preset threshold discarded. Because the autonomic state of a dying patient drifts over hours, the comparison should be within patient: alternating short blocks of structured verbal input and a matched acoustic control, with the change in log high-frequency power or RMSSD as the outcome. The first study should report feasibility itself — the fraction of eligible patients and of recorded blocks that yield analysable data — because if that fraction is small, P3 cannot be tested in this population by this method.</w:t>
       </w:r>
     </w:p>
     <w:p>
@@ -4246,7 +4299,7 @@
         <w:rPr>
           <w:sz w:val="22"/>
         </w:rPr>
-        <w:t>Music therapy at the end of life has been systematically reviewed, with evidence judged insufficient for confident conclusions [20]. A new adjunct with weaker evidence should not compete for the same resources.</w:t>
+        <w:t>Music and hypnosis interventions in palliative care have been systematically reviewed: they appear feasible and acceptable, with a moderate reduction in pain across a small number of randomised trials, but the evidence is too limited to compare interventions or establish effects on most other outcomes [21]. A new adjunct with weaker evidence should not compete for the same resources.</w:t>
       </w:r>
     </w:p>
     <w:p>
@@ -4270,7 +4323,7 @@
           <w:i w:val="0"/>
           <w:sz w:val="22"/>
         </w:rPr>
-        <w:t>Soothing speech, familiar voices and music are already part of good hospice practice, and hypnotherapy has been delivered to palliative patients for anxiety [21]. The claim here is narrower than 'sound helps'. It is that a specific, measurable autonomic pathway mediates the effect; that the relevant outcome is the trajectory of opioid requirement rather than a comfort score; and that the mechanism predicts a bounded, quantifiable benefit which can be tested and found absent. Existing practice is compatible with the hypothesis but does not test it, because it has not been paired with autonomic measurement or dose trajectory as endpoints.</w:t>
+        <w:t>Soothing speech, familiar voices and music are already part of good hospice practice, hypnotherapy has been delivered to palliative patients for anxiety [22], and music and hypnosis interventions in palliative care have been evaluated for pain, anxiety, sleep and well-being [21]. The claim here is narrower than 'sound helps'. It is that a specific, measurable autonomic pathway mediates the effect; that the relevant outcome is the trajectory of opioid requirement rather than a comfort score; and that the mechanism predicts a bounded, quantifiable benefit which can be tested and found absent. Existing practice is compatible with the hypothesis but does not test it: to our knowledge, it has not been paired with autonomic measurement or opioid dose trajectory as endpoints.</w:t>
       </w:r>
     </w:p>
     <w:p>
@@ -4438,7 +4491,7 @@
         <w:rPr>
           <w:sz w:val="19"/>
         </w:rPr>
-        <w:t>[5] Smith M. Neuroexcitatory Effects Of Morphine And Hydromorphone: Evidence Implicating The 3‐Glucuronide Metabolites. Clinical and Experimental Pharmacology and Physiology 2000;27:524-528. https://doi.org/10.1046/j.1440-1681.2000.03290.x</w:t>
+        <w:t>[5] Smith MT. Neuroexcitatory Effects Of Morphine And Hydromorphone: Evidence Implicating The 3‐Glucuronide Metabolites. Clinical and Experimental Pharmacology and Physiology 2000;27:524-528. https://doi.org/10.1046/j.1440-1681.2000.03290.x</w:t>
       </w:r>
     </w:p>
     <w:p>
@@ -4462,7 +4515,7 @@
         <w:rPr>
           <w:sz w:val="19"/>
         </w:rPr>
-        <w:t>[7] Koelsch S. Brain correlates of music-evoked emotions. Nature Reviews Neuroscience 2014;15:170-180. https://doi.org/10.1038/nrn3666</w:t>
+        <w:t>[7] Koch M. The neurobiology of startle. Progress in Neurobiology 1999;59:107-128. https://doi.org/10.1016/s0301-0082(98)00098-7</w:t>
       </w:r>
     </w:p>
     <w:p>
@@ -4510,7 +4563,7 @@
         <w:rPr>
           <w:sz w:val="19"/>
         </w:rPr>
-        <w:t>[11] Blundon EG, Gallagher RE, Ward LM. Electrophysiological evidence of preserved hearing at the end of life. Scientific Reports 2020;10:10336. https://doi.org/10.1038/s41598-020-67234-9</w:t>
+        <w:t>[11] Koelsch S. Brain correlates of music-evoked emotions. Nature Reviews Neuroscience 2014;15:170-180. https://doi.org/10.1038/nrn3666</w:t>
       </w:r>
     </w:p>
     <w:p>
@@ -4522,7 +4575,7 @@
         <w:rPr>
           <w:sz w:val="19"/>
         </w:rPr>
-        <w:t>[12] Steppacher I, Eickhoff S, Jordanov T, Kaps M, Witzke W, Kissler J. N400 predicts recovery from disorders of consciousness. Annals of Neurology 2013;73:594-602. https://doi.org/10.1002/ana.23835</w:t>
+        <w:t>[12] Blundon EG, Gallagher RE, Ward LM. Electrophysiological evidence of preserved hearing at the end of life. Scientific Reports 2020;10:10336. https://doi.org/10.1038/s41598-020-67234-9</w:t>
       </w:r>
     </w:p>
     <w:p>
@@ -4534,7 +4587,7 @@
         <w:rPr>
           <w:sz w:val="19"/>
         </w:rPr>
-        <w:t>[13] Critchley HD, Wiens S, Rotshtein P, Öhman A, Dolan RJ. Neural systems supporting interoceptive awareness. Nature Neuroscience 2004;7:189-195. https://doi.org/10.1038/nn1176</w:t>
+        <w:t>[13] Steppacher I, Eickhoff S, Jordanov T, Kaps M, Witzke W, Kissler J. N400 predicts recovery from disorders of consciousness. Annals of Neurology 2013;73:594-602. https://doi.org/10.1002/ana.23835</w:t>
       </w:r>
     </w:p>
     <w:p>
@@ -4546,7 +4599,7 @@
         <w:rPr>
           <w:sz w:val="19"/>
         </w:rPr>
-        <w:t>[14] Rainville P, Duncan GH, Price DD, Carrier B, Bushnell MC. Pain Affect Encoded in Human Anterior Cingulate But Not Somatosensory Cortex. Science 1997;277:968-971. https://doi.org/10.1126/science.277.5328.968</w:t>
+        <w:t>[14] Critchley HD, Wiens S, Rotshtein P, Öhman A, Dolan RJ. Neural systems supporting interoceptive awareness. Nature Neuroscience 2004;7:189-195. https://doi.org/10.1038/nn1176</w:t>
       </w:r>
     </w:p>
     <w:p>
@@ -4558,7 +4611,7 @@
         <w:rPr>
           <w:sz w:val="19"/>
         </w:rPr>
-        <w:t>[15] Montgomery GH, Duhamel KN, Redd WH. A meta-analysis of hypnotically induced analgesia: How effective is hypnosis? International Journal of Clinical and Experimental Hypnosis 2000;48:138-153. https://doi.org/10.1080/00207140008410045</w:t>
+        <w:t>[15] Rainville P, Duncan GH, Price DD, Carrier B, Bushnell MC. Pain Affect Encoded in Human Anterior Cingulate But Not Somatosensory Cortex. Science 1997;277:968-971. https://doi.org/10.1126/science.277.5328.968</w:t>
       </w:r>
     </w:p>
     <w:p>
@@ -4570,7 +4623,7 @@
         <w:rPr>
           <w:sz w:val="19"/>
         </w:rPr>
-        <w:t>[16] Faymonville EM, Mambourg HP, Joris J, Vrijens B, Fissette J, Albert A, et al. Psychological approaches during conscious sedation. Hypnosis versus stress reducing strategies: a prospective randomized study. Pain 1997;73:361-367. https://doi.org/10.1016/s0304-3959(97)00122-x</w:t>
+        <w:t>[16] Montgomery GH, Duhamel KN, Redd WH. A meta-analysis of hypnotically induced analgesia: How effective is hypnosis? International Journal of Clinical and Experimental Hypnosis 2000;48:138-153. https://doi.org/10.1080/00207140008410045</w:t>
       </w:r>
     </w:p>
     <w:p>
@@ -4582,7 +4635,7 @@
         <w:rPr>
           <w:sz w:val="19"/>
         </w:rPr>
-        <w:t>[17] Woolf CJ. Central sensitization: Implications for the diagnosis and treatment of pain. Pain 2011;152:S2-S15. https://doi.org/10.1016/j.pain.2010.09.030</w:t>
+        <w:t>[17] Faymonville EM, Mambourg HP, Joris J, Vrijens B, Fissette J, Albert A, et al. Psychological approaches during conscious sedation. Hypnosis versus stress reducing strategies: a prospective randomized study. Pain 1997;73:361-367. https://doi.org/10.1016/s0304-3959(97)00122-x</w:t>
       </w:r>
     </w:p>
     <w:p>
@@ -4594,7 +4647,7 @@
         <w:rPr>
           <w:sz w:val="19"/>
         </w:rPr>
-        <w:t>[18] Task Force of the European Society of Cardiology and the North American Society of Pacing and Electrophysiology. Heart rate variability: standards of measurement, physiological interpretation and clinical use. Circulation 1996;93:1043-1065. https://doi.org/10.1161/01.cir.93.5.1043</w:t>
+        <w:t>[18] Woolf CJ. Central sensitization: Implications for the diagnosis and treatment of pain. Pain 2011;152:S2-S15. https://doi.org/10.1016/j.pain.2010.09.030</w:t>
       </w:r>
     </w:p>
     <w:p>
@@ -4606,7 +4659,7 @@
         <w:rPr>
           <w:sz w:val="19"/>
         </w:rPr>
-        <w:t>[19] Laborde S, Mosley E, Thayer JF. Heart Rate Variability and Cardiac Vagal Tone in Psychophysiological Research – Recommendations for Experiment Planning, Data Analysis, and Data Reporting. Frontiers in Psychology 2017;8:213. https://doi.org/10.3389/fpsyg.2017.00213</w:t>
+        <w:t>[19] Task Force of the European Society of Cardiology and the North American Society of Pacing and Electrophysiology. Heart rate variability: standards of measurement, physiological interpretation and clinical use. Circulation 1996;93:1043-1065. https://doi.org/10.1161/01.cir.93.5.1043</w:t>
       </w:r>
     </w:p>
     <w:p>
@@ -4618,7 +4671,7 @@
         <w:rPr>
           <w:sz w:val="19"/>
         </w:rPr>
-        <w:t>[20] Bradt J, Dileo C. Music therapy for end-of-life care. Cochrane Database of Systematic Reviews 2014;(3):CD007169. https://doi.org/10.1002/14651858.cd007169.pub3</w:t>
+        <w:t>[20] Laborde S, Mosley E, Thayer JF. Heart Rate Variability and Cardiac Vagal Tone in Psychophysiological Research – Recommendations for Experiment Planning, Data Analysis, and Data Reporting. Frontiers in Psychology 2017;8:213. https://doi.org/10.3389/fpsyg.2017.00213</w:t>
       </w:r>
     </w:p>
     <w:p>
@@ -4630,7 +4683,19 @@
         <w:rPr>
           <w:sz w:val="19"/>
         </w:rPr>
-        <w:t>[21] Plaskota M, Lucas C, Evans R, Pizzoferro K, Saini T, Cook K. A hypnotherapy intervention for the treatment of anxiety in patients with cancer receiving palliative care. International Journal of Palliative Nursing 2012;18:69-75. https://doi.org/10.12968/ijpn.2012.18.2.69</w:t>
+        <w:t>[21] Bissonnette J, Dumont E, Pinard AM, Landry M, Rainville P, Ogez D. Hypnosis and music interventions for anxiety, pain, sleep and well-being in palliative care: systematic review and meta-analysis. BMJ Supportive &amp; Palliative Care 2024;13:e503-e514. https://doi.org/10.1136/bmjspcare-2022-003551</w:t>
+      </w:r>
+    </w:p>
+    <w:p>
+      <w:pPr>
+        <w:spacing w:line="360" w:lineRule="auto" w:after="60"/>
+        <w:ind w:left="504" w:hanging="504"/>
+      </w:pPr>
+      <w:r>
+        <w:rPr>
+          <w:sz w:val="19"/>
+        </w:rPr>
+        <w:t>[22] Plaskota M, Lucas C, Evans R, Pizzoferro K, Saini T, Cook K. A hypnotherapy intervention for the treatment of anxiety in patients with cancer receiving palliative care. International Journal of Palliative Nursing 2012;18:69-75. https://doi.org/10.12968/ijpn.2012.18.2.69</w:t>
       </w:r>
     </w:p>
     <w:sectPr>
